--- a/Optimalisasi-dan-Automasi/Modul-Word/Modul-2-Filter-dan-Smoothing-Time-Series.docx
+++ b/Optimalisasi-dan-Automasi/Modul-Word/Modul-2-Filter-dan-Smoothing-Time-Series.docx
@@ -3683,7 +3683,7 @@
       <w:r>
         <w:drawing>
           <wp:inline xmlns:a="http://schemas.openxmlformats.org/drawingml/2006/main" xmlns:pic="http://schemas.openxmlformats.org/drawingml/2006/picture">
-            <wp:extent cx="9385069" cy="6450676"/>
+            <wp:extent cx="5472000" cy="3761091"/>
             <wp:docPr id="1858245149" name="Picture 1858245149"/>
             <wp:cNvGraphicFramePr>
               <a:graphicFrameLocks noChangeAspect="1"/>
@@ -3704,7 +3704,7 @@
                   <pic:spPr>
                     <a:xfrm>
                       <a:off x="0" y="0"/>
-                      <a:ext cx="9385069" cy="6450676"/>
+                      <a:ext cx="5472000" cy="3761091"/>
                     </a:xfrm>
                     <a:prstGeom prst="rect"/>
                   </pic:spPr>
@@ -4482,7 +4482,7 @@
       <w:r>
         <w:drawing>
           <wp:inline xmlns:a="http://schemas.openxmlformats.org/drawingml/2006/main" xmlns:pic="http://schemas.openxmlformats.org/drawingml/2006/picture">
-            <wp:extent cx="9385069" cy="6450676"/>
+            <wp:extent cx="5472000" cy="3761091"/>
             <wp:docPr id="1858245150" name="Picture 1858245150"/>
             <wp:cNvGraphicFramePr>
               <a:graphicFrameLocks noChangeAspect="1"/>
@@ -4503,7 +4503,7 @@
                   <pic:spPr>
                     <a:xfrm>
                       <a:off x="0" y="0"/>
-                      <a:ext cx="9385069" cy="6450676"/>
+                      <a:ext cx="5472000" cy="3761091"/>
                     </a:xfrm>
                     <a:prstGeom prst="rect"/>
                   </pic:spPr>
@@ -5291,7 +5291,7 @@
       <w:r>
         <w:drawing>
           <wp:inline xmlns:a="http://schemas.openxmlformats.org/drawingml/2006/main" xmlns:pic="http://schemas.openxmlformats.org/drawingml/2006/picture">
-            <wp:extent cx="8400010" cy="5606934"/>
+            <wp:extent cx="5472000" cy="3652513"/>
             <wp:docPr id="1858245151" name="Picture 1858245151"/>
             <wp:cNvGraphicFramePr>
               <a:graphicFrameLocks noChangeAspect="1"/>
@@ -5312,7 +5312,7 @@
                   <pic:spPr>
                     <a:xfrm>
                       <a:off x="0" y="0"/>
-                      <a:ext cx="8400010" cy="5606934"/>
+                      <a:ext cx="5472000" cy="3652513"/>
                     </a:xfrm>
                     <a:prstGeom prst="rect"/>
                   </pic:spPr>
@@ -5363,7 +5363,7 @@
       <w:r>
         <w:drawing>
           <wp:inline xmlns:a="http://schemas.openxmlformats.org/drawingml/2006/main" xmlns:pic="http://schemas.openxmlformats.org/drawingml/2006/picture">
-            <wp:extent cx="9102436" cy="6450676"/>
+            <wp:extent cx="5472000" cy="3877874"/>
             <wp:docPr id="1858245152" name="Picture 1858245152"/>
             <wp:cNvGraphicFramePr>
               <a:graphicFrameLocks noChangeAspect="1"/>
@@ -5384,7 +5384,7 @@
                   <pic:spPr>
                     <a:xfrm>
                       <a:off x="0" y="0"/>
-                      <a:ext cx="9102436" cy="6450676"/>
+                      <a:ext cx="5472000" cy="3877874"/>
                     </a:xfrm>
                     <a:prstGeom prst="rect"/>
                   </pic:spPr>
@@ -5459,7 +5459,7 @@
       <w:r>
         <w:drawing>
           <wp:inline xmlns:a="http://schemas.openxmlformats.org/drawingml/2006/main" xmlns:pic="http://schemas.openxmlformats.org/drawingml/2006/picture">
-            <wp:extent cx="8121534" cy="4617720"/>
+            <wp:extent cx="5472000" cy="3111255"/>
             <wp:docPr id="1858245153" name="Picture 1858245153"/>
             <wp:cNvGraphicFramePr>
               <a:graphicFrameLocks noChangeAspect="1"/>
@@ -5480,7 +5480,7 @@
                   <pic:spPr>
                     <a:xfrm>
                       <a:off x="0" y="0"/>
-                      <a:ext cx="8121534" cy="4617720"/>
+                      <a:ext cx="5472000" cy="3111255"/>
                     </a:xfrm>
                     <a:prstGeom prst="rect"/>
                   </pic:spPr>
@@ -5805,7 +5805,7 @@
       <w:r>
         <w:drawing>
           <wp:inline xmlns:a="http://schemas.openxmlformats.org/drawingml/2006/main" xmlns:pic="http://schemas.openxmlformats.org/drawingml/2006/picture">
-            <wp:extent cx="6841374" cy="1936865"/>
+            <wp:extent cx="5472000" cy="1549181"/>
             <wp:docPr id="1858245154" name="Picture 1858245154"/>
             <wp:cNvGraphicFramePr>
               <a:graphicFrameLocks noChangeAspect="1"/>
@@ -5826,7 +5826,7 @@
                   <pic:spPr>
                     <a:xfrm>
                       <a:off x="0" y="0"/>
-                      <a:ext cx="6841374" cy="1936865"/>
+                      <a:ext cx="5472000" cy="1549181"/>
                     </a:xfrm>
                     <a:prstGeom prst="rect"/>
                   </pic:spPr>

--- a/Optimalisasi-dan-Automasi/Modul-Word/Modul-2-Filter-dan-Smoothing-Time-Series.docx
+++ b/Optimalisasi-dan-Automasi/Modul-Word/Modul-2-Filter-dan-Smoothing-Time-Series.docx
@@ -3165,12 +3165,18 @@
         <w:tc>
           <w:tcPr>
             <w:tcW w:type="dxa" w:w="2197"/>
+            <w:tcMar>
+              <w:top w:w="40" w:type="dxa"/>
+              <w:bottom w:w="40" w:type="dxa"/>
+              <w:left w:w="100" w:type="dxa"/>
+              <w:right w:w="100" w:type="dxa"/>
+            </w:tcMar>
             <w:shd w:val="clear" w:fill="DCE4F1"/>
           </w:tcPr>
           <w:p>
             <w:pPr>
               <w:keepNext/>
-              <w:spacing w:after="0"/>
+              <w:spacing w:line="240" w:lineRule="auto" w:before="0" w:after="0"/>
             </w:pPr>
             <w:r>
               <w:rPr>
@@ -3186,12 +3192,18 @@
         <w:tc>
           <w:tcPr>
             <w:tcW w:type="dxa" w:w="2197"/>
+            <w:tcMar>
+              <w:top w:w="40" w:type="dxa"/>
+              <w:bottom w:w="40" w:type="dxa"/>
+              <w:left w:w="100" w:type="dxa"/>
+              <w:right w:w="100" w:type="dxa"/>
+            </w:tcMar>
             <w:shd w:val="clear" w:fill="DCE4F1"/>
           </w:tcPr>
           <w:p>
             <w:pPr>
               <w:keepNext/>
-              <w:spacing w:after="0"/>
+              <w:spacing w:line="240" w:lineRule="auto" w:before="0" w:after="0"/>
             </w:pPr>
             <w:r>
               <w:rPr>
@@ -3207,12 +3219,18 @@
         <w:tc>
           <w:tcPr>
             <w:tcW w:type="dxa" w:w="2197"/>
+            <w:tcMar>
+              <w:top w:w="40" w:type="dxa"/>
+              <w:bottom w:w="40" w:type="dxa"/>
+              <w:left w:w="100" w:type="dxa"/>
+              <w:right w:w="100" w:type="dxa"/>
+            </w:tcMar>
             <w:shd w:val="clear" w:fill="DCE4F1"/>
           </w:tcPr>
           <w:p>
             <w:pPr>
               <w:keepNext/>
-              <w:spacing w:after="0"/>
+              <w:spacing w:line="240" w:lineRule="auto" w:before="0" w:after="0"/>
             </w:pPr>
             <w:r>
               <w:rPr>
@@ -3228,12 +3246,18 @@
         <w:tc>
           <w:tcPr>
             <w:tcW w:type="dxa" w:w="2197"/>
+            <w:tcMar>
+              <w:top w:w="40" w:type="dxa"/>
+              <w:bottom w:w="40" w:type="dxa"/>
+              <w:left w:w="100" w:type="dxa"/>
+              <w:right w:w="100" w:type="dxa"/>
+            </w:tcMar>
             <w:shd w:val="clear" w:fill="DCE4F1"/>
           </w:tcPr>
           <w:p>
             <w:pPr>
               <w:keepNext/>
-              <w:spacing w:after="0"/>
+              <w:spacing w:line="240" w:lineRule="auto" w:before="0" w:after="0"/>
             </w:pPr>
             <w:r>
               <w:rPr>
@@ -3254,11 +3278,17 @@
         <w:tc>
           <w:tcPr>
             <w:tcW w:type="dxa" w:w="2197"/>
+            <w:tcMar>
+              <w:top w:w="40" w:type="dxa"/>
+              <w:bottom w:w="40" w:type="dxa"/>
+              <w:left w:w="100" w:type="dxa"/>
+              <w:right w:w="100" w:type="dxa"/>
+            </w:tcMar>
           </w:tcPr>
           <w:p>
             <w:pPr>
               <w:keepNext/>
-              <w:spacing w:after="0"/>
+              <w:spacing w:line="240" w:lineRule="auto" w:before="0" w:after="0"/>
             </w:pPr>
             <w:r>
               <w:rPr>
@@ -3274,11 +3304,17 @@
         <w:tc>
           <w:tcPr>
             <w:tcW w:type="dxa" w:w="2197"/>
+            <w:tcMar>
+              <w:top w:w="40" w:type="dxa"/>
+              <w:bottom w:w="40" w:type="dxa"/>
+              <w:left w:w="100" w:type="dxa"/>
+              <w:right w:w="100" w:type="dxa"/>
+            </w:tcMar>
           </w:tcPr>
           <w:p>
             <w:pPr>
               <w:keepNext/>
-              <w:spacing w:after="0"/>
+              <w:spacing w:line="240" w:lineRule="auto" w:before="0" w:after="0"/>
             </w:pPr>
             <w:r>
               <w:rPr>
@@ -3294,11 +3330,17 @@
         <w:tc>
           <w:tcPr>
             <w:tcW w:type="dxa" w:w="2197"/>
+            <w:tcMar>
+              <w:top w:w="40" w:type="dxa"/>
+              <w:bottom w:w="40" w:type="dxa"/>
+              <w:left w:w="100" w:type="dxa"/>
+              <w:right w:w="100" w:type="dxa"/>
+            </w:tcMar>
           </w:tcPr>
           <w:p>
             <w:pPr>
               <w:keepNext/>
-              <w:spacing w:after="0"/>
+              <w:spacing w:line="240" w:lineRule="auto" w:before="0" w:after="0"/>
             </w:pPr>
             <w:r>
               <w:rPr>
@@ -3314,11 +3356,17 @@
         <w:tc>
           <w:tcPr>
             <w:tcW w:type="dxa" w:w="2197"/>
+            <w:tcMar>
+              <w:top w:w="40" w:type="dxa"/>
+              <w:bottom w:w="40" w:type="dxa"/>
+              <w:left w:w="100" w:type="dxa"/>
+              <w:right w:w="100" w:type="dxa"/>
+            </w:tcMar>
           </w:tcPr>
           <w:p>
             <w:pPr>
               <w:keepNext/>
-              <w:spacing w:after="0"/>
+              <w:spacing w:line="240" w:lineRule="auto" w:before="0" w:after="0"/>
             </w:pPr>
             <w:r>
               <w:rPr>
@@ -3339,11 +3387,17 @@
         <w:tc>
           <w:tcPr>
             <w:tcW w:type="dxa" w:w="2197"/>
+            <w:tcMar>
+              <w:top w:w="40" w:type="dxa"/>
+              <w:bottom w:w="40" w:type="dxa"/>
+              <w:left w:w="100" w:type="dxa"/>
+              <w:right w:w="100" w:type="dxa"/>
+            </w:tcMar>
           </w:tcPr>
           <w:p>
             <w:pPr>
               <w:keepNext/>
-              <w:spacing w:after="0"/>
+              <w:spacing w:line="240" w:lineRule="auto" w:before="0" w:after="0"/>
             </w:pPr>
             <w:r>
               <w:rPr>
@@ -3359,11 +3413,17 @@
         <w:tc>
           <w:tcPr>
             <w:tcW w:type="dxa" w:w="2197"/>
+            <w:tcMar>
+              <w:top w:w="40" w:type="dxa"/>
+              <w:bottom w:w="40" w:type="dxa"/>
+              <w:left w:w="100" w:type="dxa"/>
+              <w:right w:w="100" w:type="dxa"/>
+            </w:tcMar>
           </w:tcPr>
           <w:p>
             <w:pPr>
               <w:keepNext/>
-              <w:spacing w:after="0"/>
+              <w:spacing w:line="240" w:lineRule="auto" w:before="0" w:after="0"/>
             </w:pPr>
             <w:r>
               <w:rPr>
@@ -3379,11 +3439,17 @@
         <w:tc>
           <w:tcPr>
             <w:tcW w:type="dxa" w:w="2197"/>
+            <w:tcMar>
+              <w:top w:w="40" w:type="dxa"/>
+              <w:bottom w:w="40" w:type="dxa"/>
+              <w:left w:w="100" w:type="dxa"/>
+              <w:right w:w="100" w:type="dxa"/>
+            </w:tcMar>
           </w:tcPr>
           <w:p>
             <w:pPr>
               <w:keepNext/>
-              <w:spacing w:after="0"/>
+              <w:spacing w:line="240" w:lineRule="auto" w:before="0" w:after="0"/>
             </w:pPr>
             <w:r>
               <w:rPr>
@@ -3399,11 +3465,17 @@
         <w:tc>
           <w:tcPr>
             <w:tcW w:type="dxa" w:w="2197"/>
+            <w:tcMar>
+              <w:top w:w="40" w:type="dxa"/>
+              <w:bottom w:w="40" w:type="dxa"/>
+              <w:left w:w="100" w:type="dxa"/>
+              <w:right w:w="100" w:type="dxa"/>
+            </w:tcMar>
           </w:tcPr>
           <w:p>
             <w:pPr>
               <w:keepNext/>
-              <w:spacing w:after="0"/>
+              <w:spacing w:line="240" w:lineRule="auto" w:before="0" w:after="0"/>
             </w:pPr>
             <w:r>
               <w:rPr>
@@ -3424,11 +3496,17 @@
         <w:tc>
           <w:tcPr>
             <w:tcW w:type="dxa" w:w="2197"/>
+            <w:tcMar>
+              <w:top w:w="40" w:type="dxa"/>
+              <w:bottom w:w="40" w:type="dxa"/>
+              <w:left w:w="100" w:type="dxa"/>
+              <w:right w:w="100" w:type="dxa"/>
+            </w:tcMar>
           </w:tcPr>
           <w:p>
             <w:pPr>
               <w:keepNext/>
-              <w:spacing w:after="0"/>
+              <w:spacing w:line="240" w:lineRule="auto" w:before="0" w:after="0"/>
             </w:pPr>
             <w:r>
               <w:rPr>
@@ -3444,11 +3522,17 @@
         <w:tc>
           <w:tcPr>
             <w:tcW w:type="dxa" w:w="2197"/>
+            <w:tcMar>
+              <w:top w:w="40" w:type="dxa"/>
+              <w:bottom w:w="40" w:type="dxa"/>
+              <w:left w:w="100" w:type="dxa"/>
+              <w:right w:w="100" w:type="dxa"/>
+            </w:tcMar>
           </w:tcPr>
           <w:p>
             <w:pPr>
               <w:keepNext/>
-              <w:spacing w:after="0"/>
+              <w:spacing w:line="240" w:lineRule="auto" w:before="0" w:after="0"/>
             </w:pPr>
             <w:r>
               <w:rPr>
@@ -3464,11 +3548,17 @@
         <w:tc>
           <w:tcPr>
             <w:tcW w:type="dxa" w:w="2197"/>
+            <w:tcMar>
+              <w:top w:w="40" w:type="dxa"/>
+              <w:bottom w:w="40" w:type="dxa"/>
+              <w:left w:w="100" w:type="dxa"/>
+              <w:right w:w="100" w:type="dxa"/>
+            </w:tcMar>
           </w:tcPr>
           <w:p>
             <w:pPr>
               <w:keepNext/>
-              <w:spacing w:after="0"/>
+              <w:spacing w:line="240" w:lineRule="auto" w:before="0" w:after="0"/>
             </w:pPr>
             <w:r>
               <w:rPr>
@@ -3484,11 +3574,17 @@
         <w:tc>
           <w:tcPr>
             <w:tcW w:type="dxa" w:w="2197"/>
+            <w:tcMar>
+              <w:top w:w="40" w:type="dxa"/>
+              <w:bottom w:w="40" w:type="dxa"/>
+              <w:left w:w="100" w:type="dxa"/>
+              <w:right w:w="100" w:type="dxa"/>
+            </w:tcMar>
           </w:tcPr>
           <w:p>
             <w:pPr>
               <w:keepNext/>
-              <w:spacing w:after="0"/>
+              <w:spacing w:line="240" w:lineRule="auto" w:before="0" w:after="0"/>
             </w:pPr>
             <w:r>
               <w:rPr>
@@ -3509,11 +3605,17 @@
         <w:tc>
           <w:tcPr>
             <w:tcW w:type="dxa" w:w="2197"/>
+            <w:tcMar>
+              <w:top w:w="40" w:type="dxa"/>
+              <w:bottom w:w="40" w:type="dxa"/>
+              <w:left w:w="100" w:type="dxa"/>
+              <w:right w:w="100" w:type="dxa"/>
+            </w:tcMar>
           </w:tcPr>
           <w:p>
             <w:pPr>
               <w:keepNext/>
-              <w:spacing w:after="0"/>
+              <w:spacing w:line="240" w:lineRule="auto" w:before="0" w:after="0"/>
             </w:pPr>
             <w:r>
               <w:rPr>
@@ -3529,11 +3631,17 @@
         <w:tc>
           <w:tcPr>
             <w:tcW w:type="dxa" w:w="2197"/>
+            <w:tcMar>
+              <w:top w:w="40" w:type="dxa"/>
+              <w:bottom w:w="40" w:type="dxa"/>
+              <w:left w:w="100" w:type="dxa"/>
+              <w:right w:w="100" w:type="dxa"/>
+            </w:tcMar>
           </w:tcPr>
           <w:p>
             <w:pPr>
               <w:keepNext/>
-              <w:spacing w:after="0"/>
+              <w:spacing w:line="240" w:lineRule="auto" w:before="0" w:after="0"/>
             </w:pPr>
             <w:r>
               <w:rPr>
@@ -3549,11 +3657,17 @@
         <w:tc>
           <w:tcPr>
             <w:tcW w:type="dxa" w:w="2197"/>
+            <w:tcMar>
+              <w:top w:w="40" w:type="dxa"/>
+              <w:bottom w:w="40" w:type="dxa"/>
+              <w:left w:w="100" w:type="dxa"/>
+              <w:right w:w="100" w:type="dxa"/>
+            </w:tcMar>
           </w:tcPr>
           <w:p>
             <w:pPr>
               <w:keepNext/>
-              <w:spacing w:after="0"/>
+              <w:spacing w:line="240" w:lineRule="auto" w:before="0" w:after="0"/>
             </w:pPr>
             <w:r>
               <w:rPr>
@@ -3569,11 +3683,17 @@
         <w:tc>
           <w:tcPr>
             <w:tcW w:type="dxa" w:w="2197"/>
+            <w:tcMar>
+              <w:top w:w="40" w:type="dxa"/>
+              <w:bottom w:w="40" w:type="dxa"/>
+              <w:left w:w="100" w:type="dxa"/>
+              <w:right w:w="100" w:type="dxa"/>
+            </w:tcMar>
           </w:tcPr>
           <w:p>
             <w:pPr>
               <w:keepNext/>
-              <w:spacing w:after="0"/>
+              <w:spacing w:line="240" w:lineRule="auto" w:before="0" w:after="0"/>
             </w:pPr>
             <w:r>
               <w:rPr>
@@ -3594,10 +3714,16 @@
         <w:tc>
           <w:tcPr>
             <w:tcW w:type="dxa" w:w="2197"/>
+            <w:tcMar>
+              <w:top w:w="40" w:type="dxa"/>
+              <w:bottom w:w="40" w:type="dxa"/>
+              <w:left w:w="100" w:type="dxa"/>
+              <w:right w:w="100" w:type="dxa"/>
+            </w:tcMar>
           </w:tcPr>
           <w:p>
             <w:pPr>
-              <w:spacing w:after="0"/>
+              <w:spacing w:line="240" w:lineRule="auto" w:before="0" w:after="0"/>
             </w:pPr>
             <w:r>
               <w:rPr>
@@ -3613,10 +3739,16 @@
         <w:tc>
           <w:tcPr>
             <w:tcW w:type="dxa" w:w="2197"/>
+            <w:tcMar>
+              <w:top w:w="40" w:type="dxa"/>
+              <w:bottom w:w="40" w:type="dxa"/>
+              <w:left w:w="100" w:type="dxa"/>
+              <w:right w:w="100" w:type="dxa"/>
+            </w:tcMar>
           </w:tcPr>
           <w:p>
             <w:pPr>
-              <w:spacing w:after="0"/>
+              <w:spacing w:line="240" w:lineRule="auto" w:before="0" w:after="0"/>
             </w:pPr>
             <w:r>
               <w:rPr>
@@ -3632,10 +3764,16 @@
         <w:tc>
           <w:tcPr>
             <w:tcW w:type="dxa" w:w="2197"/>
+            <w:tcMar>
+              <w:top w:w="40" w:type="dxa"/>
+              <w:bottom w:w="40" w:type="dxa"/>
+              <w:left w:w="100" w:type="dxa"/>
+              <w:right w:w="100" w:type="dxa"/>
+            </w:tcMar>
           </w:tcPr>
           <w:p>
             <w:pPr>
-              <w:spacing w:after="0"/>
+              <w:spacing w:line="240" w:lineRule="auto" w:before="0" w:after="0"/>
             </w:pPr>
             <w:r>
               <w:rPr>
@@ -3651,10 +3789,16 @@
         <w:tc>
           <w:tcPr>
             <w:tcW w:type="dxa" w:w="2197"/>
+            <w:tcMar>
+              <w:top w:w="40" w:type="dxa"/>
+              <w:bottom w:w="40" w:type="dxa"/>
+              <w:left w:w="100" w:type="dxa"/>
+              <w:right w:w="100" w:type="dxa"/>
+            </w:tcMar>
           </w:tcPr>
           <w:p>
             <w:pPr>
-              <w:spacing w:after="0"/>
+              <w:spacing w:line="240" w:lineRule="auto" w:before="0" w:after="0"/>
             </w:pPr>
             <w:r>
               <w:rPr>
@@ -3683,7 +3827,7 @@
       <w:r>
         <w:drawing>
           <wp:inline xmlns:a="http://schemas.openxmlformats.org/drawingml/2006/main" xmlns:pic="http://schemas.openxmlformats.org/drawingml/2006/picture">
-            <wp:extent cx="5472000" cy="3761091"/>
+            <wp:extent cx="3928221" cy="2699999"/>
             <wp:docPr id="1858245149" name="Picture 1858245149"/>
             <wp:cNvGraphicFramePr>
               <a:graphicFrameLocks noChangeAspect="1"/>
@@ -3704,7 +3848,7 @@
                   <pic:spPr>
                     <a:xfrm>
                       <a:off x="0" y="0"/>
-                      <a:ext cx="5472000" cy="3761091"/>
+                      <a:ext cx="3928221" cy="2699999"/>
                     </a:xfrm>
                     <a:prstGeom prst="rect"/>
                   </pic:spPr>
@@ -3964,12 +4108,18 @@
         <w:tc>
           <w:tcPr>
             <w:tcW w:type="dxa" w:w="2197"/>
+            <w:tcMar>
+              <w:top w:w="40" w:type="dxa"/>
+              <w:bottom w:w="40" w:type="dxa"/>
+              <w:left w:w="100" w:type="dxa"/>
+              <w:right w:w="100" w:type="dxa"/>
+            </w:tcMar>
             <w:shd w:val="clear" w:fill="DCE4F1"/>
           </w:tcPr>
           <w:p>
             <w:pPr>
               <w:keepNext/>
-              <w:spacing w:after="0"/>
+              <w:spacing w:line="240" w:lineRule="auto" w:before="0" w:after="0"/>
             </w:pPr>
             <w:r>
               <w:rPr>
@@ -3985,12 +4135,18 @@
         <w:tc>
           <w:tcPr>
             <w:tcW w:type="dxa" w:w="2197"/>
+            <w:tcMar>
+              <w:top w:w="40" w:type="dxa"/>
+              <w:bottom w:w="40" w:type="dxa"/>
+              <w:left w:w="100" w:type="dxa"/>
+              <w:right w:w="100" w:type="dxa"/>
+            </w:tcMar>
             <w:shd w:val="clear" w:fill="DCE4F1"/>
           </w:tcPr>
           <w:p>
             <w:pPr>
               <w:keepNext/>
-              <w:spacing w:after="0"/>
+              <w:spacing w:line="240" w:lineRule="auto" w:before="0" w:after="0"/>
             </w:pPr>
             <w:r>
               <w:rPr>
@@ -4006,12 +4162,18 @@
         <w:tc>
           <w:tcPr>
             <w:tcW w:type="dxa" w:w="2197"/>
+            <w:tcMar>
+              <w:top w:w="40" w:type="dxa"/>
+              <w:bottom w:w="40" w:type="dxa"/>
+              <w:left w:w="100" w:type="dxa"/>
+              <w:right w:w="100" w:type="dxa"/>
+            </w:tcMar>
             <w:shd w:val="clear" w:fill="DCE4F1"/>
           </w:tcPr>
           <w:p>
             <w:pPr>
               <w:keepNext/>
-              <w:spacing w:after="0"/>
+              <w:spacing w:line="240" w:lineRule="auto" w:before="0" w:after="0"/>
             </w:pPr>
             <w:r>
               <w:rPr>
@@ -4027,12 +4189,18 @@
         <w:tc>
           <w:tcPr>
             <w:tcW w:type="dxa" w:w="2197"/>
+            <w:tcMar>
+              <w:top w:w="40" w:type="dxa"/>
+              <w:bottom w:w="40" w:type="dxa"/>
+              <w:left w:w="100" w:type="dxa"/>
+              <w:right w:w="100" w:type="dxa"/>
+            </w:tcMar>
             <w:shd w:val="clear" w:fill="DCE4F1"/>
           </w:tcPr>
           <w:p>
             <w:pPr>
               <w:keepNext/>
-              <w:spacing w:after="0"/>
+              <w:spacing w:line="240" w:lineRule="auto" w:before="0" w:after="0"/>
             </w:pPr>
             <w:r>
               <w:rPr>
@@ -4053,11 +4221,17 @@
         <w:tc>
           <w:tcPr>
             <w:tcW w:type="dxa" w:w="2197"/>
+            <w:tcMar>
+              <w:top w:w="40" w:type="dxa"/>
+              <w:bottom w:w="40" w:type="dxa"/>
+              <w:left w:w="100" w:type="dxa"/>
+              <w:right w:w="100" w:type="dxa"/>
+            </w:tcMar>
           </w:tcPr>
           <w:p>
             <w:pPr>
               <w:keepNext/>
-              <w:spacing w:after="0"/>
+              <w:spacing w:line="240" w:lineRule="auto" w:before="0" w:after="0"/>
             </w:pPr>
             <w:r>
               <w:rPr>
@@ -4073,11 +4247,17 @@
         <w:tc>
           <w:tcPr>
             <w:tcW w:type="dxa" w:w="2197"/>
+            <w:tcMar>
+              <w:top w:w="40" w:type="dxa"/>
+              <w:bottom w:w="40" w:type="dxa"/>
+              <w:left w:w="100" w:type="dxa"/>
+              <w:right w:w="100" w:type="dxa"/>
+            </w:tcMar>
           </w:tcPr>
           <w:p>
             <w:pPr>
               <w:keepNext/>
-              <w:spacing w:after="0"/>
+              <w:spacing w:line="240" w:lineRule="auto" w:before="0" w:after="0"/>
             </w:pPr>
             <w:r>
               <w:rPr>
@@ -4093,11 +4273,17 @@
         <w:tc>
           <w:tcPr>
             <w:tcW w:type="dxa" w:w="2197"/>
+            <w:tcMar>
+              <w:top w:w="40" w:type="dxa"/>
+              <w:bottom w:w="40" w:type="dxa"/>
+              <w:left w:w="100" w:type="dxa"/>
+              <w:right w:w="100" w:type="dxa"/>
+            </w:tcMar>
           </w:tcPr>
           <w:p>
             <w:pPr>
               <w:keepNext/>
-              <w:spacing w:after="0"/>
+              <w:spacing w:line="240" w:lineRule="auto" w:before="0" w:after="0"/>
             </w:pPr>
             <w:r>
               <w:rPr>
@@ -4113,11 +4299,17 @@
         <w:tc>
           <w:tcPr>
             <w:tcW w:type="dxa" w:w="2197"/>
+            <w:tcMar>
+              <w:top w:w="40" w:type="dxa"/>
+              <w:bottom w:w="40" w:type="dxa"/>
+              <w:left w:w="100" w:type="dxa"/>
+              <w:right w:w="100" w:type="dxa"/>
+            </w:tcMar>
           </w:tcPr>
           <w:p>
             <w:pPr>
               <w:keepNext/>
-              <w:spacing w:after="0"/>
+              <w:spacing w:line="240" w:lineRule="auto" w:before="0" w:after="0"/>
             </w:pPr>
             <w:r>
               <w:rPr>
@@ -4138,11 +4330,17 @@
         <w:tc>
           <w:tcPr>
             <w:tcW w:type="dxa" w:w="2197"/>
+            <w:tcMar>
+              <w:top w:w="40" w:type="dxa"/>
+              <w:bottom w:w="40" w:type="dxa"/>
+              <w:left w:w="100" w:type="dxa"/>
+              <w:right w:w="100" w:type="dxa"/>
+            </w:tcMar>
           </w:tcPr>
           <w:p>
             <w:pPr>
               <w:keepNext/>
-              <w:spacing w:after="0"/>
+              <w:spacing w:line="240" w:lineRule="auto" w:before="0" w:after="0"/>
             </w:pPr>
             <w:r>
               <w:rPr>
@@ -4158,11 +4356,17 @@
         <w:tc>
           <w:tcPr>
             <w:tcW w:type="dxa" w:w="2197"/>
+            <w:tcMar>
+              <w:top w:w="40" w:type="dxa"/>
+              <w:bottom w:w="40" w:type="dxa"/>
+              <w:left w:w="100" w:type="dxa"/>
+              <w:right w:w="100" w:type="dxa"/>
+            </w:tcMar>
           </w:tcPr>
           <w:p>
             <w:pPr>
               <w:keepNext/>
-              <w:spacing w:after="0"/>
+              <w:spacing w:line="240" w:lineRule="auto" w:before="0" w:after="0"/>
             </w:pPr>
             <w:r>
               <w:rPr>
@@ -4178,11 +4382,17 @@
         <w:tc>
           <w:tcPr>
             <w:tcW w:type="dxa" w:w="2197"/>
+            <w:tcMar>
+              <w:top w:w="40" w:type="dxa"/>
+              <w:bottom w:w="40" w:type="dxa"/>
+              <w:left w:w="100" w:type="dxa"/>
+              <w:right w:w="100" w:type="dxa"/>
+            </w:tcMar>
           </w:tcPr>
           <w:p>
             <w:pPr>
               <w:keepNext/>
-              <w:spacing w:after="0"/>
+              <w:spacing w:line="240" w:lineRule="auto" w:before="0" w:after="0"/>
             </w:pPr>
             <w:r>
               <w:rPr>
@@ -4198,11 +4408,17 @@
         <w:tc>
           <w:tcPr>
             <w:tcW w:type="dxa" w:w="2197"/>
+            <w:tcMar>
+              <w:top w:w="40" w:type="dxa"/>
+              <w:bottom w:w="40" w:type="dxa"/>
+              <w:left w:w="100" w:type="dxa"/>
+              <w:right w:w="100" w:type="dxa"/>
+            </w:tcMar>
           </w:tcPr>
           <w:p>
             <w:pPr>
               <w:keepNext/>
-              <w:spacing w:after="0"/>
+              <w:spacing w:line="240" w:lineRule="auto" w:before="0" w:after="0"/>
             </w:pPr>
             <w:r>
               <w:rPr>
@@ -4223,11 +4439,17 @@
         <w:tc>
           <w:tcPr>
             <w:tcW w:type="dxa" w:w="2197"/>
+            <w:tcMar>
+              <w:top w:w="40" w:type="dxa"/>
+              <w:bottom w:w="40" w:type="dxa"/>
+              <w:left w:w="100" w:type="dxa"/>
+              <w:right w:w="100" w:type="dxa"/>
+            </w:tcMar>
           </w:tcPr>
           <w:p>
             <w:pPr>
               <w:keepNext/>
-              <w:spacing w:after="0"/>
+              <w:spacing w:line="240" w:lineRule="auto" w:before="0" w:after="0"/>
             </w:pPr>
             <w:r>
               <w:rPr>
@@ -4243,11 +4465,17 @@
         <w:tc>
           <w:tcPr>
             <w:tcW w:type="dxa" w:w="2197"/>
+            <w:tcMar>
+              <w:top w:w="40" w:type="dxa"/>
+              <w:bottom w:w="40" w:type="dxa"/>
+              <w:left w:w="100" w:type="dxa"/>
+              <w:right w:w="100" w:type="dxa"/>
+            </w:tcMar>
           </w:tcPr>
           <w:p>
             <w:pPr>
               <w:keepNext/>
-              <w:spacing w:after="0"/>
+              <w:spacing w:line="240" w:lineRule="auto" w:before="0" w:after="0"/>
             </w:pPr>
             <w:r>
               <w:rPr>
@@ -4263,11 +4491,17 @@
         <w:tc>
           <w:tcPr>
             <w:tcW w:type="dxa" w:w="2197"/>
+            <w:tcMar>
+              <w:top w:w="40" w:type="dxa"/>
+              <w:bottom w:w="40" w:type="dxa"/>
+              <w:left w:w="100" w:type="dxa"/>
+              <w:right w:w="100" w:type="dxa"/>
+            </w:tcMar>
           </w:tcPr>
           <w:p>
             <w:pPr>
               <w:keepNext/>
-              <w:spacing w:after="0"/>
+              <w:spacing w:line="240" w:lineRule="auto" w:before="0" w:after="0"/>
             </w:pPr>
             <w:r>
               <w:rPr>
@@ -4283,11 +4517,17 @@
         <w:tc>
           <w:tcPr>
             <w:tcW w:type="dxa" w:w="2197"/>
+            <w:tcMar>
+              <w:top w:w="40" w:type="dxa"/>
+              <w:bottom w:w="40" w:type="dxa"/>
+              <w:left w:w="100" w:type="dxa"/>
+              <w:right w:w="100" w:type="dxa"/>
+            </w:tcMar>
           </w:tcPr>
           <w:p>
             <w:pPr>
               <w:keepNext/>
-              <w:spacing w:after="0"/>
+              <w:spacing w:line="240" w:lineRule="auto" w:before="0" w:after="0"/>
             </w:pPr>
             <w:r>
               <w:rPr>
@@ -4308,11 +4548,17 @@
         <w:tc>
           <w:tcPr>
             <w:tcW w:type="dxa" w:w="2197"/>
+            <w:tcMar>
+              <w:top w:w="40" w:type="dxa"/>
+              <w:bottom w:w="40" w:type="dxa"/>
+              <w:left w:w="100" w:type="dxa"/>
+              <w:right w:w="100" w:type="dxa"/>
+            </w:tcMar>
           </w:tcPr>
           <w:p>
             <w:pPr>
               <w:keepNext/>
-              <w:spacing w:after="0"/>
+              <w:spacing w:line="240" w:lineRule="auto" w:before="0" w:after="0"/>
             </w:pPr>
             <w:r>
               <w:rPr>
@@ -4328,11 +4574,17 @@
         <w:tc>
           <w:tcPr>
             <w:tcW w:type="dxa" w:w="2197"/>
+            <w:tcMar>
+              <w:top w:w="40" w:type="dxa"/>
+              <w:bottom w:w="40" w:type="dxa"/>
+              <w:left w:w="100" w:type="dxa"/>
+              <w:right w:w="100" w:type="dxa"/>
+            </w:tcMar>
           </w:tcPr>
           <w:p>
             <w:pPr>
               <w:keepNext/>
-              <w:spacing w:after="0"/>
+              <w:spacing w:line="240" w:lineRule="auto" w:before="0" w:after="0"/>
             </w:pPr>
             <w:r>
               <w:rPr>
@@ -4348,11 +4600,17 @@
         <w:tc>
           <w:tcPr>
             <w:tcW w:type="dxa" w:w="2197"/>
+            <w:tcMar>
+              <w:top w:w="40" w:type="dxa"/>
+              <w:bottom w:w="40" w:type="dxa"/>
+              <w:left w:w="100" w:type="dxa"/>
+              <w:right w:w="100" w:type="dxa"/>
+            </w:tcMar>
           </w:tcPr>
           <w:p>
             <w:pPr>
               <w:keepNext/>
-              <w:spacing w:after="0"/>
+              <w:spacing w:line="240" w:lineRule="auto" w:before="0" w:after="0"/>
             </w:pPr>
             <w:r>
               <w:rPr>
@@ -4368,11 +4626,17 @@
         <w:tc>
           <w:tcPr>
             <w:tcW w:type="dxa" w:w="2197"/>
+            <w:tcMar>
+              <w:top w:w="40" w:type="dxa"/>
+              <w:bottom w:w="40" w:type="dxa"/>
+              <w:left w:w="100" w:type="dxa"/>
+              <w:right w:w="100" w:type="dxa"/>
+            </w:tcMar>
           </w:tcPr>
           <w:p>
             <w:pPr>
               <w:keepNext/>
-              <w:spacing w:after="0"/>
+              <w:spacing w:line="240" w:lineRule="auto" w:before="0" w:after="0"/>
             </w:pPr>
             <w:r>
               <w:rPr>
@@ -4393,10 +4657,16 @@
         <w:tc>
           <w:tcPr>
             <w:tcW w:type="dxa" w:w="2197"/>
+            <w:tcMar>
+              <w:top w:w="40" w:type="dxa"/>
+              <w:bottom w:w="40" w:type="dxa"/>
+              <w:left w:w="100" w:type="dxa"/>
+              <w:right w:w="100" w:type="dxa"/>
+            </w:tcMar>
           </w:tcPr>
           <w:p>
             <w:pPr>
-              <w:spacing w:after="0"/>
+              <w:spacing w:line="240" w:lineRule="auto" w:before="0" w:after="0"/>
             </w:pPr>
             <w:r>
               <w:rPr>
@@ -4412,10 +4682,16 @@
         <w:tc>
           <w:tcPr>
             <w:tcW w:type="dxa" w:w="2197"/>
+            <w:tcMar>
+              <w:top w:w="40" w:type="dxa"/>
+              <w:bottom w:w="40" w:type="dxa"/>
+              <w:left w:w="100" w:type="dxa"/>
+              <w:right w:w="100" w:type="dxa"/>
+            </w:tcMar>
           </w:tcPr>
           <w:p>
             <w:pPr>
-              <w:spacing w:after="0"/>
+              <w:spacing w:line="240" w:lineRule="auto" w:before="0" w:after="0"/>
             </w:pPr>
             <w:r>
               <w:rPr>
@@ -4431,10 +4707,16 @@
         <w:tc>
           <w:tcPr>
             <w:tcW w:type="dxa" w:w="2197"/>
+            <w:tcMar>
+              <w:top w:w="40" w:type="dxa"/>
+              <w:bottom w:w="40" w:type="dxa"/>
+              <w:left w:w="100" w:type="dxa"/>
+              <w:right w:w="100" w:type="dxa"/>
+            </w:tcMar>
           </w:tcPr>
           <w:p>
             <w:pPr>
-              <w:spacing w:after="0"/>
+              <w:spacing w:line="240" w:lineRule="auto" w:before="0" w:after="0"/>
             </w:pPr>
             <w:r>
               <w:rPr>
@@ -4450,10 +4732,16 @@
         <w:tc>
           <w:tcPr>
             <w:tcW w:type="dxa" w:w="2197"/>
+            <w:tcMar>
+              <w:top w:w="40" w:type="dxa"/>
+              <w:bottom w:w="40" w:type="dxa"/>
+              <w:left w:w="100" w:type="dxa"/>
+              <w:right w:w="100" w:type="dxa"/>
+            </w:tcMar>
           </w:tcPr>
           <w:p>
             <w:pPr>
-              <w:spacing w:after="0"/>
+              <w:spacing w:line="240" w:lineRule="auto" w:before="0" w:after="0"/>
             </w:pPr>
             <w:r>
               <w:rPr>
@@ -4482,7 +4770,7 @@
       <w:r>
         <w:drawing>
           <wp:inline xmlns:a="http://schemas.openxmlformats.org/drawingml/2006/main" xmlns:pic="http://schemas.openxmlformats.org/drawingml/2006/picture">
-            <wp:extent cx="5472000" cy="3761091"/>
+            <wp:extent cx="5237628" cy="3599999"/>
             <wp:docPr id="1858245150" name="Picture 1858245150"/>
             <wp:cNvGraphicFramePr>
               <a:graphicFrameLocks noChangeAspect="1"/>
@@ -4503,7 +4791,7 @@
                   <pic:spPr>
                     <a:xfrm>
                       <a:off x="0" y="0"/>
-                      <a:ext cx="5472000" cy="3761091"/>
+                      <a:ext cx="5237628" cy="3599999"/>
                     </a:xfrm>
                     <a:prstGeom prst="rect"/>
                   </pic:spPr>
@@ -4758,12 +5046,18 @@
         <w:tc>
           <w:tcPr>
             <w:tcW w:type="dxa" w:w="1757"/>
+            <w:tcMar>
+              <w:top w:w="40" w:type="dxa"/>
+              <w:bottom w:w="40" w:type="dxa"/>
+              <w:left w:w="100" w:type="dxa"/>
+              <w:right w:w="100" w:type="dxa"/>
+            </w:tcMar>
             <w:shd w:val="clear" w:fill="DCE4F1"/>
           </w:tcPr>
           <w:p>
             <w:pPr>
               <w:keepNext/>
-              <w:spacing w:after="0"/>
+              <w:spacing w:line="240" w:lineRule="auto" w:before="0" w:after="0"/>
             </w:pPr>
             <w:r>
               <w:rPr>
@@ -4779,12 +5073,18 @@
         <w:tc>
           <w:tcPr>
             <w:tcW w:type="dxa" w:w="1757"/>
+            <w:tcMar>
+              <w:top w:w="40" w:type="dxa"/>
+              <w:bottom w:w="40" w:type="dxa"/>
+              <w:left w:w="100" w:type="dxa"/>
+              <w:right w:w="100" w:type="dxa"/>
+            </w:tcMar>
             <w:shd w:val="clear" w:fill="DCE4F1"/>
           </w:tcPr>
           <w:p>
             <w:pPr>
               <w:keepNext/>
-              <w:spacing w:after="0"/>
+              <w:spacing w:line="240" w:lineRule="auto" w:before="0" w:after="0"/>
             </w:pPr>
             <w:r>
               <w:rPr>
@@ -4800,12 +5100,18 @@
         <w:tc>
           <w:tcPr>
             <w:tcW w:type="dxa" w:w="1757"/>
+            <w:tcMar>
+              <w:top w:w="40" w:type="dxa"/>
+              <w:bottom w:w="40" w:type="dxa"/>
+              <w:left w:w="100" w:type="dxa"/>
+              <w:right w:w="100" w:type="dxa"/>
+            </w:tcMar>
             <w:shd w:val="clear" w:fill="DCE4F1"/>
           </w:tcPr>
           <w:p>
             <w:pPr>
               <w:keepNext/>
-              <w:spacing w:after="0"/>
+              <w:spacing w:line="240" w:lineRule="auto" w:before="0" w:after="0"/>
             </w:pPr>
             <w:r>
               <w:rPr>
@@ -4821,12 +5127,18 @@
         <w:tc>
           <w:tcPr>
             <w:tcW w:type="dxa" w:w="1757"/>
+            <w:tcMar>
+              <w:top w:w="40" w:type="dxa"/>
+              <w:bottom w:w="40" w:type="dxa"/>
+              <w:left w:w="100" w:type="dxa"/>
+              <w:right w:w="100" w:type="dxa"/>
+            </w:tcMar>
             <w:shd w:val="clear" w:fill="DCE4F1"/>
           </w:tcPr>
           <w:p>
             <w:pPr>
               <w:keepNext/>
-              <w:spacing w:after="0"/>
+              <w:spacing w:line="240" w:lineRule="auto" w:before="0" w:after="0"/>
             </w:pPr>
             <w:r>
               <w:rPr>
@@ -4842,12 +5154,18 @@
         <w:tc>
           <w:tcPr>
             <w:tcW w:type="dxa" w:w="1757"/>
+            <w:tcMar>
+              <w:top w:w="40" w:type="dxa"/>
+              <w:bottom w:w="40" w:type="dxa"/>
+              <w:left w:w="100" w:type="dxa"/>
+              <w:right w:w="100" w:type="dxa"/>
+            </w:tcMar>
             <w:shd w:val="clear" w:fill="DCE4F1"/>
           </w:tcPr>
           <w:p>
             <w:pPr>
               <w:keepNext/>
-              <w:spacing w:after="0"/>
+              <w:spacing w:line="240" w:lineRule="auto" w:before="0" w:after="0"/>
             </w:pPr>
             <w:r>
               <w:rPr>
@@ -4868,11 +5186,17 @@
         <w:tc>
           <w:tcPr>
             <w:tcW w:type="dxa" w:w="1757"/>
+            <w:tcMar>
+              <w:top w:w="40" w:type="dxa"/>
+              <w:bottom w:w="40" w:type="dxa"/>
+              <w:left w:w="100" w:type="dxa"/>
+              <w:right w:w="100" w:type="dxa"/>
+            </w:tcMar>
           </w:tcPr>
           <w:p>
             <w:pPr>
               <w:keepNext/>
-              <w:spacing w:after="0"/>
+              <w:spacing w:line="240" w:lineRule="auto" w:before="0" w:after="0"/>
             </w:pPr>
             <w:r>
               <w:rPr>
@@ -4888,11 +5212,17 @@
         <w:tc>
           <w:tcPr>
             <w:tcW w:type="dxa" w:w="1757"/>
+            <w:tcMar>
+              <w:top w:w="40" w:type="dxa"/>
+              <w:bottom w:w="40" w:type="dxa"/>
+              <w:left w:w="100" w:type="dxa"/>
+              <w:right w:w="100" w:type="dxa"/>
+            </w:tcMar>
           </w:tcPr>
           <w:p>
             <w:pPr>
               <w:keepNext/>
-              <w:spacing w:after="0"/>
+              <w:spacing w:line="240" w:lineRule="auto" w:before="0" w:after="0"/>
             </w:pPr>
             <w:r>
               <w:rPr>
@@ -4908,11 +5238,17 @@
         <w:tc>
           <w:tcPr>
             <w:tcW w:type="dxa" w:w="1757"/>
+            <w:tcMar>
+              <w:top w:w="40" w:type="dxa"/>
+              <w:bottom w:w="40" w:type="dxa"/>
+              <w:left w:w="100" w:type="dxa"/>
+              <w:right w:w="100" w:type="dxa"/>
+            </w:tcMar>
           </w:tcPr>
           <w:p>
             <w:pPr>
               <w:keepNext/>
-              <w:spacing w:after="0"/>
+              <w:spacing w:line="240" w:lineRule="auto" w:before="0" w:after="0"/>
             </w:pPr>
             <w:r>
               <w:rPr>
@@ -4928,11 +5264,17 @@
         <w:tc>
           <w:tcPr>
             <w:tcW w:type="dxa" w:w="1757"/>
+            <w:tcMar>
+              <w:top w:w="40" w:type="dxa"/>
+              <w:bottom w:w="40" w:type="dxa"/>
+              <w:left w:w="100" w:type="dxa"/>
+              <w:right w:w="100" w:type="dxa"/>
+            </w:tcMar>
           </w:tcPr>
           <w:p>
             <w:pPr>
               <w:keepNext/>
-              <w:spacing w:after="0"/>
+              <w:spacing w:line="240" w:lineRule="auto" w:before="0" w:after="0"/>
             </w:pPr>
             <w:r>
               <w:rPr>
@@ -4948,11 +5290,17 @@
         <w:tc>
           <w:tcPr>
             <w:tcW w:type="dxa" w:w="1757"/>
+            <w:tcMar>
+              <w:top w:w="40" w:type="dxa"/>
+              <w:bottom w:w="40" w:type="dxa"/>
+              <w:left w:w="100" w:type="dxa"/>
+              <w:right w:w="100" w:type="dxa"/>
+            </w:tcMar>
           </w:tcPr>
           <w:p>
             <w:pPr>
               <w:keepNext/>
-              <w:spacing w:after="0"/>
+              <w:spacing w:line="240" w:lineRule="auto" w:before="0" w:after="0"/>
             </w:pPr>
             <w:r>
               <w:rPr>
@@ -4973,11 +5321,17 @@
         <w:tc>
           <w:tcPr>
             <w:tcW w:type="dxa" w:w="1757"/>
+            <w:tcMar>
+              <w:top w:w="40" w:type="dxa"/>
+              <w:bottom w:w="40" w:type="dxa"/>
+              <w:left w:w="100" w:type="dxa"/>
+              <w:right w:w="100" w:type="dxa"/>
+            </w:tcMar>
           </w:tcPr>
           <w:p>
             <w:pPr>
               <w:keepNext/>
-              <w:spacing w:after="0"/>
+              <w:spacing w:line="240" w:lineRule="auto" w:before="0" w:after="0"/>
             </w:pPr>
             <w:r>
               <w:rPr>
@@ -4993,11 +5347,17 @@
         <w:tc>
           <w:tcPr>
             <w:tcW w:type="dxa" w:w="1757"/>
+            <w:tcMar>
+              <w:top w:w="40" w:type="dxa"/>
+              <w:bottom w:w="40" w:type="dxa"/>
+              <w:left w:w="100" w:type="dxa"/>
+              <w:right w:w="100" w:type="dxa"/>
+            </w:tcMar>
           </w:tcPr>
           <w:p>
             <w:pPr>
               <w:keepNext/>
-              <w:spacing w:after="0"/>
+              <w:spacing w:line="240" w:lineRule="auto" w:before="0" w:after="0"/>
             </w:pPr>
             <w:r>
               <w:rPr>
@@ -5013,11 +5373,17 @@
         <w:tc>
           <w:tcPr>
             <w:tcW w:type="dxa" w:w="1757"/>
+            <w:tcMar>
+              <w:top w:w="40" w:type="dxa"/>
+              <w:bottom w:w="40" w:type="dxa"/>
+              <w:left w:w="100" w:type="dxa"/>
+              <w:right w:w="100" w:type="dxa"/>
+            </w:tcMar>
           </w:tcPr>
           <w:p>
             <w:pPr>
               <w:keepNext/>
-              <w:spacing w:after="0"/>
+              <w:spacing w:line="240" w:lineRule="auto" w:before="0" w:after="0"/>
             </w:pPr>
             <w:r>
               <w:rPr>
@@ -5033,11 +5399,17 @@
         <w:tc>
           <w:tcPr>
             <w:tcW w:type="dxa" w:w="1757"/>
+            <w:tcMar>
+              <w:top w:w="40" w:type="dxa"/>
+              <w:bottom w:w="40" w:type="dxa"/>
+              <w:left w:w="100" w:type="dxa"/>
+              <w:right w:w="100" w:type="dxa"/>
+            </w:tcMar>
           </w:tcPr>
           <w:p>
             <w:pPr>
               <w:keepNext/>
-              <w:spacing w:after="0"/>
+              <w:spacing w:line="240" w:lineRule="auto" w:before="0" w:after="0"/>
             </w:pPr>
             <w:r>
               <w:rPr>
@@ -5053,11 +5425,17 @@
         <w:tc>
           <w:tcPr>
             <w:tcW w:type="dxa" w:w="1757"/>
+            <w:tcMar>
+              <w:top w:w="40" w:type="dxa"/>
+              <w:bottom w:w="40" w:type="dxa"/>
+              <w:left w:w="100" w:type="dxa"/>
+              <w:right w:w="100" w:type="dxa"/>
+            </w:tcMar>
           </w:tcPr>
           <w:p>
             <w:pPr>
               <w:keepNext/>
-              <w:spacing w:after="0"/>
+              <w:spacing w:line="240" w:lineRule="auto" w:before="0" w:after="0"/>
             </w:pPr>
             <w:r>
               <w:rPr>
@@ -5078,11 +5456,17 @@
         <w:tc>
           <w:tcPr>
             <w:tcW w:type="dxa" w:w="1757"/>
+            <w:tcMar>
+              <w:top w:w="40" w:type="dxa"/>
+              <w:bottom w:w="40" w:type="dxa"/>
+              <w:left w:w="100" w:type="dxa"/>
+              <w:right w:w="100" w:type="dxa"/>
+            </w:tcMar>
           </w:tcPr>
           <w:p>
             <w:pPr>
               <w:keepNext/>
-              <w:spacing w:after="0"/>
+              <w:spacing w:line="240" w:lineRule="auto" w:before="0" w:after="0"/>
             </w:pPr>
             <w:r>
               <w:rPr>
@@ -5098,11 +5482,17 @@
         <w:tc>
           <w:tcPr>
             <w:tcW w:type="dxa" w:w="1757"/>
+            <w:tcMar>
+              <w:top w:w="40" w:type="dxa"/>
+              <w:bottom w:w="40" w:type="dxa"/>
+              <w:left w:w="100" w:type="dxa"/>
+              <w:right w:w="100" w:type="dxa"/>
+            </w:tcMar>
           </w:tcPr>
           <w:p>
             <w:pPr>
               <w:keepNext/>
-              <w:spacing w:after="0"/>
+              <w:spacing w:line="240" w:lineRule="auto" w:before="0" w:after="0"/>
             </w:pPr>
             <w:r>
               <w:rPr>
@@ -5118,11 +5508,17 @@
         <w:tc>
           <w:tcPr>
             <w:tcW w:type="dxa" w:w="1757"/>
+            <w:tcMar>
+              <w:top w:w="40" w:type="dxa"/>
+              <w:bottom w:w="40" w:type="dxa"/>
+              <w:left w:w="100" w:type="dxa"/>
+              <w:right w:w="100" w:type="dxa"/>
+            </w:tcMar>
           </w:tcPr>
           <w:p>
             <w:pPr>
               <w:keepNext/>
-              <w:spacing w:after="0"/>
+              <w:spacing w:line="240" w:lineRule="auto" w:before="0" w:after="0"/>
             </w:pPr>
             <w:r>
               <w:rPr>
@@ -5138,11 +5534,17 @@
         <w:tc>
           <w:tcPr>
             <w:tcW w:type="dxa" w:w="1757"/>
+            <w:tcMar>
+              <w:top w:w="40" w:type="dxa"/>
+              <w:bottom w:w="40" w:type="dxa"/>
+              <w:left w:w="100" w:type="dxa"/>
+              <w:right w:w="100" w:type="dxa"/>
+            </w:tcMar>
           </w:tcPr>
           <w:p>
             <w:pPr>
               <w:keepNext/>
-              <w:spacing w:after="0"/>
+              <w:spacing w:line="240" w:lineRule="auto" w:before="0" w:after="0"/>
             </w:pPr>
             <w:r>
               <w:rPr>
@@ -5158,11 +5560,17 @@
         <w:tc>
           <w:tcPr>
             <w:tcW w:type="dxa" w:w="1757"/>
+            <w:tcMar>
+              <w:top w:w="40" w:type="dxa"/>
+              <w:bottom w:w="40" w:type="dxa"/>
+              <w:left w:w="100" w:type="dxa"/>
+              <w:right w:w="100" w:type="dxa"/>
+            </w:tcMar>
           </w:tcPr>
           <w:p>
             <w:pPr>
               <w:keepNext/>
-              <w:spacing w:after="0"/>
+              <w:spacing w:line="240" w:lineRule="auto" w:before="0" w:after="0"/>
             </w:pPr>
             <w:r>
               <w:rPr>
@@ -5183,10 +5591,16 @@
         <w:tc>
           <w:tcPr>
             <w:tcW w:type="dxa" w:w="1757"/>
+            <w:tcMar>
+              <w:top w:w="40" w:type="dxa"/>
+              <w:bottom w:w="40" w:type="dxa"/>
+              <w:left w:w="100" w:type="dxa"/>
+              <w:right w:w="100" w:type="dxa"/>
+            </w:tcMar>
           </w:tcPr>
           <w:p>
             <w:pPr>
-              <w:spacing w:after="0"/>
+              <w:spacing w:line="240" w:lineRule="auto" w:before="0" w:after="0"/>
             </w:pPr>
             <w:r>
               <w:rPr>
@@ -5202,10 +5616,16 @@
         <w:tc>
           <w:tcPr>
             <w:tcW w:type="dxa" w:w="1757"/>
+            <w:tcMar>
+              <w:top w:w="40" w:type="dxa"/>
+              <w:bottom w:w="40" w:type="dxa"/>
+              <w:left w:w="100" w:type="dxa"/>
+              <w:right w:w="100" w:type="dxa"/>
+            </w:tcMar>
           </w:tcPr>
           <w:p>
             <w:pPr>
-              <w:spacing w:after="0"/>
+              <w:spacing w:line="240" w:lineRule="auto" w:before="0" w:after="0"/>
             </w:pPr>
             <w:r>
               <w:rPr>
@@ -5221,10 +5641,16 @@
         <w:tc>
           <w:tcPr>
             <w:tcW w:type="dxa" w:w="1757"/>
+            <w:tcMar>
+              <w:top w:w="40" w:type="dxa"/>
+              <w:bottom w:w="40" w:type="dxa"/>
+              <w:left w:w="100" w:type="dxa"/>
+              <w:right w:w="100" w:type="dxa"/>
+            </w:tcMar>
           </w:tcPr>
           <w:p>
             <w:pPr>
-              <w:spacing w:after="0"/>
+              <w:spacing w:line="240" w:lineRule="auto" w:before="0" w:after="0"/>
             </w:pPr>
             <w:r>
               <w:rPr>
@@ -5240,10 +5666,16 @@
         <w:tc>
           <w:tcPr>
             <w:tcW w:type="dxa" w:w="1757"/>
+            <w:tcMar>
+              <w:top w:w="40" w:type="dxa"/>
+              <w:bottom w:w="40" w:type="dxa"/>
+              <w:left w:w="100" w:type="dxa"/>
+              <w:right w:w="100" w:type="dxa"/>
+            </w:tcMar>
           </w:tcPr>
           <w:p>
             <w:pPr>
-              <w:spacing w:after="0"/>
+              <w:spacing w:line="240" w:lineRule="auto" w:before="0" w:after="0"/>
             </w:pPr>
             <w:r>
               <w:rPr>
@@ -5259,10 +5691,16 @@
         <w:tc>
           <w:tcPr>
             <w:tcW w:type="dxa" w:w="1757"/>
+            <w:tcMar>
+              <w:top w:w="40" w:type="dxa"/>
+              <w:bottom w:w="40" w:type="dxa"/>
+              <w:left w:w="100" w:type="dxa"/>
+              <w:right w:w="100" w:type="dxa"/>
+            </w:tcMar>
           </w:tcPr>
           <w:p>
             <w:pPr>
-              <w:spacing w:after="0"/>
+              <w:spacing w:line="240" w:lineRule="auto" w:before="0" w:after="0"/>
             </w:pPr>
             <w:r>
               <w:rPr>
@@ -5291,7 +5729,7 @@
       <w:r>
         <w:drawing>
           <wp:inline xmlns:a="http://schemas.openxmlformats.org/drawingml/2006/main" xmlns:pic="http://schemas.openxmlformats.org/drawingml/2006/picture">
-            <wp:extent cx="5472000" cy="3652513"/>
+            <wp:extent cx="3235997" cy="2160000"/>
             <wp:docPr id="1858245151" name="Picture 1858245151"/>
             <wp:cNvGraphicFramePr>
               <a:graphicFrameLocks noChangeAspect="1"/>
@@ -5312,7 +5750,7 @@
                   <pic:spPr>
                     <a:xfrm>
                       <a:off x="0" y="0"/>
-                      <a:ext cx="5472000" cy="3652513"/>
+                      <a:ext cx="3235997" cy="2160000"/>
                     </a:xfrm>
                     <a:prstGeom prst="rect"/>
                   </pic:spPr>
@@ -5363,7 +5801,7 @@
       <w:r>
         <w:drawing>
           <wp:inline xmlns:a="http://schemas.openxmlformats.org/drawingml/2006/main" xmlns:pic="http://schemas.openxmlformats.org/drawingml/2006/picture">
-            <wp:extent cx="5472000" cy="3877874"/>
+            <wp:extent cx="4470309" cy="3168000"/>
             <wp:docPr id="1858245152" name="Picture 1858245152"/>
             <wp:cNvGraphicFramePr>
               <a:graphicFrameLocks noChangeAspect="1"/>
@@ -5384,7 +5822,7 @@
                   <pic:spPr>
                     <a:xfrm>
                       <a:off x="0" y="0"/>
-                      <a:ext cx="5472000" cy="3877874"/>
+                      <a:ext cx="4470309" cy="3168000"/>
                     </a:xfrm>
                     <a:prstGeom prst="rect"/>
                   </pic:spPr>
@@ -5459,7 +5897,7 @@
       <w:r>
         <w:drawing>
           <wp:inline xmlns:a="http://schemas.openxmlformats.org/drawingml/2006/main" xmlns:pic="http://schemas.openxmlformats.org/drawingml/2006/picture">
-            <wp:extent cx="5472000" cy="3111255"/>
+            <wp:extent cx="3039164" cy="1728000"/>
             <wp:docPr id="1858245153" name="Picture 1858245153"/>
             <wp:cNvGraphicFramePr>
               <a:graphicFrameLocks noChangeAspect="1"/>
@@ -5480,7 +5918,7 @@
                   <pic:spPr>
                     <a:xfrm>
                       <a:off x="0" y="0"/>
-                      <a:ext cx="5472000" cy="3111255"/>
+                      <a:ext cx="3039164" cy="1728000"/>
                     </a:xfrm>
                     <a:prstGeom prst="rect"/>
                   </pic:spPr>
@@ -6056,7 +6494,7 @@
       <w:r>
         <w:drawing>
           <wp:inline xmlns:a="http://schemas.openxmlformats.org/drawingml/2006/main" xmlns:pic="http://schemas.openxmlformats.org/drawingml/2006/picture">
-            <wp:extent cx="4572000" cy="3628505"/>
+            <wp:extent cx="4536082" cy="3599999"/>
             <wp:docPr id="1858245155" name="Picture 1858245155"/>
             <wp:cNvGraphicFramePr>
               <a:graphicFrameLocks noChangeAspect="1"/>
@@ -6077,7 +6515,7 @@
                   <pic:spPr>
                     <a:xfrm>
                       <a:off x="0" y="0"/>
-                      <a:ext cx="4572000" cy="3628505"/>
+                      <a:ext cx="4536082" cy="3599999"/>
                     </a:xfrm>
                     <a:prstGeom prst="rect"/>
                   </pic:spPr>
@@ -6283,7 +6721,7 @@
       <w:r>
         <w:drawing>
           <wp:inline xmlns:a="http://schemas.openxmlformats.org/drawingml/2006/main" xmlns:pic="http://schemas.openxmlformats.org/drawingml/2006/picture">
-            <wp:extent cx="4480560" cy="2830483"/>
+            <wp:extent cx="5472000" cy="2622306"/>
             <wp:docPr id="1858245156" name="Picture 1858245156"/>
             <wp:cNvGraphicFramePr>
               <a:graphicFrameLocks noChangeAspect="1"/>
@@ -6304,7 +6742,7 @@
                   <pic:spPr>
                     <a:xfrm>
                       <a:off x="0" y="0"/>
-                      <a:ext cx="4480560" cy="2830483"/>
+                      <a:ext cx="5472000" cy="2622306"/>
                     </a:xfrm>
                     <a:prstGeom prst="rect"/>
                   </pic:spPr>

--- a/Optimalisasi-dan-Automasi/Modul-Word/Modul-2-Filter-dan-Smoothing-Time-Series.docx
+++ b/Optimalisasi-dan-Automasi/Modul-Word/Modul-2-Filter-dan-Smoothing-Time-Series.docx
@@ -3820,6 +3820,54 @@
     </w:p>
     <w:p>
       <w:pPr>
+        <w:spacing w:line="360" w:lineRule="auto" w:after="120"/>
+        <w:jc w:val="both"/>
+      </w:pPr>
+      <w:r>
+        <w:rPr>
+          <w:rFonts w:ascii="Arial" w:hAnsi="Arial" w:cs="Arial"/>
+          <w:b/>
+          <w:i w:val="0"/>
+          <w:sz w:val="22"/>
+        </w:rPr>
+        <w:t xml:space="preserve">Contoh Konkret: Pemilihan Window pada Deteksi Bearing Fault. </w:t>
+      </w:r>
+      <w:r>
+        <w:rPr>
+          <w:rFonts w:ascii="Arial" w:hAnsi="Arial" w:cs="Arial"/>
+          <w:b w:val="0"/>
+          <w:i w:val="0"/>
+          <w:sz w:val="22"/>
+        </w:rPr>
+        <w:t>Sebagai ilustrasi konkret pemilihan window, perhatikan accelerometer pada bearing motor 1500 rpm (fs=1000 Hz) yang harus mendeteksi indikasi awal spalling pada frekuensi karakteristik bearing (BPFO) sekitar 120 Hz. Bila window k dipilih terlalu besar (k=100, fcutoff efektif ~10 Hz menurut Tabel 1), komponen 120 Hz justru ikut teredam habis sehingga sinyal kerusakan hilang dari hasil filter, kesalahan fatal untuk aplikasi predictive maintenance. Sebaliknya window k=5 (fcutoff efektif ~200 Hz) mempertahankan komponen 120 Hz tetapi hanya sedikit meredam noise broadband di sekitarnya. Pelajaran praktisnya: window Moving Average wajib dipilih berdasarkan frekuensi terendah yang ingin dipertahankan dalam analisis lanjutan, bukan sekadar mengejar tampilan sinyal yang tampak mulus secara visual.</w:t>
+      </w:r>
+    </w:p>
+    <w:p>
+      <w:pPr>
+        <w:spacing w:line="360" w:lineRule="auto" w:after="120"/>
+        <w:jc w:val="both"/>
+      </w:pPr>
+      <w:r>
+        <w:rPr>
+          <w:rFonts w:ascii="Arial" w:hAnsi="Arial" w:cs="Arial"/>
+          <w:b/>
+          <w:i w:val="0"/>
+          <w:sz w:val="22"/>
+        </w:rPr>
+        <w:t xml:space="preserve">Penanganan Boundary Effect: </w:t>
+      </w:r>
+      <w:r>
+        <w:rPr>
+          <w:rFonts w:ascii="Arial" w:hAnsi="Arial" w:cs="Arial"/>
+          <w:b w:val="0"/>
+          <w:i w:val="0"/>
+          <w:sz w:val="22"/>
+        </w:rPr>
+        <w:t>Boundary effect juga perlu ditangani secara eksplisit saat implementasi produksi. Pada mode `'valid'` (NumPy), output kehilangan (k−1) titik di kedua ujung sinyal karena window tidak memiliki data tetangga yang cukup untuk dirata-ratakan; pada mode `'same'`, titik-titik tepi diisi dengan hasil zero-padding yang dapat mendistorsi nilai dekat awal maupun akhir rekaman, sehingga menyesatkan bila kebetulan kejadian penting (mis. start-up mesin) berada tepat di tepi buffer data. Praktik yang disarankan untuk sistem streaming: rekam buffer tambahan sepanjang minimal k/2 sampel di kedua sisi window analisis sebelum menerapkan filter, lalu buang buffer tersebut setelah proses filtering selesai, sehingga seluruh titik yang dilaporkan ke sistem monitoring benar-benar bebas dari distorsi tepi.</w:t>
+      </w:r>
+    </w:p>
+    <w:p>
+      <w:pPr>
         <w:keepNext/>
         <w:spacing w:before="120" w:after="40"/>
         <w:jc w:val="center"/>
@@ -3827,7 +3875,7 @@
       <w:r>
         <w:drawing>
           <wp:inline xmlns:a="http://schemas.openxmlformats.org/drawingml/2006/main" xmlns:pic="http://schemas.openxmlformats.org/drawingml/2006/picture">
-            <wp:extent cx="3928221" cy="2699999"/>
+            <wp:extent cx="5472000" cy="3761091"/>
             <wp:docPr id="1858245149" name="Picture 1858245149"/>
             <wp:cNvGraphicFramePr>
               <a:graphicFrameLocks noChangeAspect="1"/>
@@ -3848,7 +3896,7 @@
                   <pic:spPr>
                     <a:xfrm>
                       <a:off x="0" y="0"/>
-                      <a:ext cx="3928221" cy="2699999"/>
+                      <a:ext cx="5472000" cy="3761091"/>
                     </a:xfrm>
                     <a:prstGeom prst="rect"/>
                   </pic:spPr>
@@ -4763,6 +4811,54 @@
     </w:p>
     <w:p>
       <w:pPr>
+        <w:spacing w:line="360" w:lineRule="auto" w:after="120"/>
+        <w:jc w:val="both"/>
+      </w:pPr>
+      <w:r>
+        <w:rPr>
+          <w:rFonts w:ascii="Arial" w:hAnsi="Arial" w:cs="Arial"/>
+          <w:b/>
+          <w:i w:val="0"/>
+          <w:sz w:val="22"/>
+        </w:rPr>
+        <w:t xml:space="preserve">Efisiensi Memori pada Sistem Monitoring Skala Besar: </w:t>
+      </w:r>
+      <w:r>
+        <w:rPr>
+          <w:rFonts w:ascii="Arial" w:hAnsi="Arial" w:cs="Arial"/>
+          <w:b w:val="0"/>
+          <w:i w:val="0"/>
+          <w:sz w:val="22"/>
+        </w:rPr>
+        <w:t>EMA banyak dipakai sebagai baseline adaptif pada sistem SCADA karena sifat rekursifnya sangat hemat memori: hanya satu nilai (EMA sebelumnya) yang perlu disimpan per channel sensor, berbeda dengan Moving Average yang butuh menyimpan seluruh k sampel terakhir dalam buffer. Untuk sistem monitoring dengan ratusan channel sensor berjalan pada embedded controller dengan RAM terbatas, perbedaan kebutuhan memori ini signifikan: MA k=100 pada 200 channel membutuhkan buffer 20.000 titik data, sedangkan EMA hanya membutuhkan 200 nilai skalar untuk mencapai smoothing setara.</w:t>
+      </w:r>
+    </w:p>
+    <w:p>
+      <w:pPr>
+        <w:spacing w:line="360" w:lineRule="auto" w:after="120"/>
+        <w:jc w:val="both"/>
+      </w:pPr>
+      <w:r>
+        <w:rPr>
+          <w:rFonts w:ascii="Arial" w:hAnsi="Arial" w:cs="Arial"/>
+          <w:b/>
+          <w:i w:val="0"/>
+          <w:sz w:val="22"/>
+        </w:rPr>
+        <w:t xml:space="preserve">Adaptive α: </w:t>
+      </w:r>
+      <w:r>
+        <w:rPr>
+          <w:rFonts w:ascii="Arial" w:hAnsi="Arial" w:cs="Arial"/>
+          <w:b w:val="0"/>
+          <w:i w:val="0"/>
+          <w:sz w:val="22"/>
+        </w:rPr>
+        <w:t>Pemilihan α juga dapat dilakukan secara adaptif (bukan konstan) berdasarkan kondisi operasi mesin: α diperbesar sementara saat start-up atau perubahan beban mendadak (agar EMA cepat mengejar perubahan level baseline yang legitimate), lalu dikembalikan ke nilai kecil semula saat kondisi steady-state tercapai. Teknik ini, dikenal sebagai variable-rate EMA atau adaptive exponential smoothing, mencegah trade-off klasik antara responsivitas dan stabilitas: pada α tetap kecil, EMA lambat mengikuti perubahan beban legitimate (false alarm delay); pada α tetap besar, EMA terlalu sensitif terhadap noise sesaat (false alarm rate tinggi).</w:t>
+      </w:r>
+    </w:p>
+    <w:p>
+      <w:pPr>
         <w:keepNext/>
         <w:spacing w:before="120" w:after="40"/>
         <w:jc w:val="center"/>
@@ -4770,7 +4866,7 @@
       <w:r>
         <w:drawing>
           <wp:inline xmlns:a="http://schemas.openxmlformats.org/drawingml/2006/main" xmlns:pic="http://schemas.openxmlformats.org/drawingml/2006/picture">
-            <wp:extent cx="5237628" cy="3599999"/>
+            <wp:extent cx="5472000" cy="3761091"/>
             <wp:docPr id="1858245150" name="Picture 1858245150"/>
             <wp:cNvGraphicFramePr>
               <a:graphicFrameLocks noChangeAspect="1"/>
@@ -4791,7 +4887,7 @@
                   <pic:spPr>
                     <a:xfrm>
                       <a:off x="0" y="0"/>
-                      <a:ext cx="5237628" cy="3599999"/>
+                      <a:ext cx="5472000" cy="3761091"/>
                     </a:xfrm>
                     <a:prstGeom prst="rect"/>
                   </pic:spPr>
@@ -5722,6 +5818,30 @@
     </w:p>
     <w:p>
       <w:pPr>
+        <w:spacing w:line="360" w:lineRule="auto" w:after="120"/>
+        <w:jc w:val="both"/>
+      </w:pPr>
+      <w:r>
+        <w:rPr>
+          <w:rFonts w:ascii="Arial" w:hAnsi="Arial" w:cs="Arial"/>
+          <w:b/>
+          <w:i w:val="0"/>
+          <w:sz w:val="22"/>
+        </w:rPr>
+        <w:t xml:space="preserve">Constraint Komputasi pada Embedded Controller: </w:t>
+      </w:r>
+      <w:r>
+        <w:rPr>
+          <w:rFonts w:ascii="Arial" w:hAnsi="Arial" w:cs="Arial"/>
+          <w:b w:val="0"/>
+          <w:i w:val="0"/>
+          <w:sz w:val="22"/>
+        </w:rPr>
+        <w:t>Pemilihan filter yang tepat berdasarkan Tabel 3 juga harus mempertimbangkan constraint komputasi pada embedded controller: Savitzky-Golay dengan kompleksitas O(N·w·p) menjadi kandidat termahal terutama saat window w besar dan orde polinomial p tinggi, sehingga pada sistem edge computing dengan sumber daya terbatas (mis. microcontroller ARM Cortex-M4 tanpa FPU), penerapan SG real-time pada banyak channel sensor sekaligus dapat menjadi bottleneck komputasi. Solusi praktis: precompute koefisien Savitzky-Golay untuk kombinasi (w,p) yang sudah ditentukan sebagai lookup table konstan, sehingga operasi filtering di runtime tereduksi menjadi dot product sederhana antara window data dengan koefisien yang sudah dihitung sebelumnya, alih-alih menyelesaikan sistem persamaan least squares setiap kali filter dipanggil pada tiap sampel baru.</w:t>
+      </w:r>
+    </w:p>
+    <w:p>
+      <w:pPr>
         <w:keepNext/>
         <w:spacing w:before="120" w:after="40"/>
         <w:jc w:val="center"/>
@@ -5729,7 +5849,7 @@
       <w:r>
         <w:drawing>
           <wp:inline xmlns:a="http://schemas.openxmlformats.org/drawingml/2006/main" xmlns:pic="http://schemas.openxmlformats.org/drawingml/2006/picture">
-            <wp:extent cx="3235997" cy="2160000"/>
+            <wp:extent cx="5472000" cy="3652513"/>
             <wp:docPr id="1858245151" name="Picture 1858245151"/>
             <wp:cNvGraphicFramePr>
               <a:graphicFrameLocks noChangeAspect="1"/>
@@ -5750,7 +5870,7 @@
                   <pic:spPr>
                     <a:xfrm>
                       <a:off x="0" y="0"/>
-                      <a:ext cx="3235997" cy="2160000"/>
+                      <a:ext cx="5472000" cy="3652513"/>
                     </a:xfrm>
                     <a:prstGeom prst="rect"/>
                   </pic:spPr>
@@ -5794,6 +5914,54 @@
     </w:p>
     <w:p>
       <w:pPr>
+        <w:spacing w:line="360" w:lineRule="auto" w:after="120"/>
+        <w:jc w:val="both"/>
+      </w:pPr>
+      <w:r>
+        <w:rPr>
+          <w:rFonts w:ascii="Arial" w:hAnsi="Arial" w:cs="Arial"/>
+          <w:b/>
+          <w:i w:val="0"/>
+          <w:sz w:val="22"/>
+        </w:rPr>
+        <w:t xml:space="preserve">Studi Kasus: Spike EMI pada Monitoring Bearing. </w:t>
+      </w:r>
+      <w:r>
+        <w:rPr>
+          <w:rFonts w:ascii="Arial" w:hAnsi="Arial" w:cs="Arial"/>
+          <w:b w:val="0"/>
+          <w:i w:val="0"/>
+          <w:sz w:val="22"/>
+        </w:rPr>
+        <w:t>Studi kasus nyata: pada monitoring bearing dengan sampling rate 1000 Hz, spike EMI berdurasi singkat (1-3 sampel, setara 1-3 milidetik) kerap muncul akibat starting arus motor tetangga pada instalasi kelistrikan yang sama. Bila spike ini tidak dihapus sebelum perhitungan RMS, nilai RMS getaran bisa melonjak signifikan sesaat dan memicu false alarm pada sistem monitoring kondisi, padahal kondisi mesin sesungguhnya normal. Median filter dengan window kecil (w=3-5) sangat efektif menghapus spike berdurasi pendek ini tanpa mendistorsi bentuk gelombang getaran periodik yang justru ingin dipertahankan untuk analisis lanjutan.</w:t>
+      </w:r>
+    </w:p>
+    <w:p>
+      <w:pPr>
+        <w:spacing w:line="360" w:lineRule="auto" w:after="120"/>
+        <w:jc w:val="both"/>
+      </w:pPr>
+      <w:r>
+        <w:rPr>
+          <w:rFonts w:ascii="Arial" w:hAnsi="Arial" w:cs="Arial"/>
+          <w:b/>
+          <w:i w:val="0"/>
+          <w:sz w:val="22"/>
+        </w:rPr>
+        <w:t xml:space="preserve">Peringatan Window Terlalu Besar: </w:t>
+      </w:r>
+      <w:r>
+        <w:rPr>
+          <w:rFonts w:ascii="Arial" w:hAnsi="Arial" w:cs="Arial"/>
+          <w:b w:val="0"/>
+          <w:i w:val="0"/>
+          <w:sz w:val="22"/>
+        </w:rPr>
+        <w:t>Sebaliknya, hati-hati menerapkan median filter dengan window terlalu besar (w&gt;15) pada sinyal getaran yang mengandung impact event nyata (bukan spike noise), seperti benturan awal spalling bearing: window besar berisiko menghapus impact event legitimate tersebut karena dianggap outlier statistik, padahal justru itulah informasi diagnostik paling berharga yang sedang dicari oleh sistem predictive maintenance.</w:t>
+      </w:r>
+    </w:p>
+    <w:p>
+      <w:pPr>
         <w:keepNext/>
         <w:spacing w:before="120" w:after="40"/>
         <w:jc w:val="center"/>
@@ -5801,7 +5969,7 @@
       <w:r>
         <w:drawing>
           <wp:inline xmlns:a="http://schemas.openxmlformats.org/drawingml/2006/main" xmlns:pic="http://schemas.openxmlformats.org/drawingml/2006/picture">
-            <wp:extent cx="4470309" cy="3168000"/>
+            <wp:extent cx="5472000" cy="3877874"/>
             <wp:docPr id="1858245152" name="Picture 1858245152"/>
             <wp:cNvGraphicFramePr>
               <a:graphicFrameLocks noChangeAspect="1"/>
@@ -5822,7 +5990,7 @@
                   <pic:spPr>
                     <a:xfrm>
                       <a:off x="0" y="0"/>
-                      <a:ext cx="4470309" cy="3168000"/>
+                      <a:ext cx="5472000" cy="3877874"/>
                     </a:xfrm>
                     <a:prstGeom prst="rect"/>
                   </pic:spPr>
@@ -5890,6 +6058,30 @@
     </w:p>
     <w:p>
       <w:pPr>
+        <w:spacing w:line="360" w:lineRule="auto" w:after="120"/>
+        <w:jc w:val="both"/>
+      </w:pPr>
+      <w:r>
+        <w:rPr>
+          <w:rFonts w:ascii="Arial" w:hAnsi="Arial" w:cs="Arial"/>
+          <w:b/>
+          <w:i w:val="0"/>
+          <w:sz w:val="22"/>
+        </w:rPr>
+        <w:t xml:space="preserve">Implikasi pada Desain Anti-Aliasing: </w:t>
+      </w:r>
+      <w:r>
+        <w:rPr>
+          <w:rFonts w:ascii="Arial" w:hAnsi="Arial" w:cs="Arial"/>
+          <w:b w:val="0"/>
+          <w:i w:val="0"/>
+          <w:sz w:val="22"/>
+        </w:rPr>
+        <w:t>Perbedaan ini bukan sekadar teoretis: pada sistem anti-aliasing analog sebelum ADC, filter Butterworth (atau varian Chebyshev/Bessel) selalu dipilih dibanding pendekatan moving-average karena roll-off yang monoton menjamin komponen di atas Nyquist benar-benar teredam, sedangkan sidelobe MA berpotensi meloloskan sebagian energi frekuensi tinggi yang kemudian ter-alias kembali ke pita frekuensi rendah setelah sampling, mencemari hasil analisis FFT dengan komponen palsu yang tidak pernah benar-benar ada pada sinyal asli.</w:t>
+      </w:r>
+    </w:p>
+    <w:p>
+      <w:pPr>
         <w:keepNext/>
         <w:spacing w:before="120" w:after="40"/>
         <w:jc w:val="center"/>
@@ -5897,7 +6089,7 @@
       <w:r>
         <w:drawing>
           <wp:inline xmlns:a="http://schemas.openxmlformats.org/drawingml/2006/main" xmlns:pic="http://schemas.openxmlformats.org/drawingml/2006/picture">
-            <wp:extent cx="3039164" cy="1728000"/>
+            <wp:extent cx="5472000" cy="3111255"/>
             <wp:docPr id="1858245153" name="Picture 1858245153"/>
             <wp:cNvGraphicFramePr>
               <a:graphicFrameLocks noChangeAspect="1"/>
@@ -5918,7 +6110,7 @@
                   <pic:spPr>
                     <a:xfrm>
                       <a:off x="0" y="0"/>
-                      <a:ext cx="3039164" cy="1728000"/>
+                      <a:ext cx="5472000" cy="3111255"/>
                     </a:xfrm>
                     <a:prstGeom prst="rect"/>
                   </pic:spPr>
@@ -6494,7 +6686,7 @@
       <w:r>
         <w:drawing>
           <wp:inline xmlns:a="http://schemas.openxmlformats.org/drawingml/2006/main" xmlns:pic="http://schemas.openxmlformats.org/drawingml/2006/picture">
-            <wp:extent cx="4536082" cy="3599999"/>
+            <wp:extent cx="4572000" cy="3628505"/>
             <wp:docPr id="1858245155" name="Picture 1858245155"/>
             <wp:cNvGraphicFramePr>
               <a:graphicFrameLocks noChangeAspect="1"/>
@@ -6515,7 +6707,7 @@
                   <pic:spPr>
                     <a:xfrm>
                       <a:off x="0" y="0"/>
-                      <a:ext cx="4536082" cy="3599999"/>
+                      <a:ext cx="4572000" cy="3628505"/>
                     </a:xfrm>
                     <a:prstGeom prst="rect"/>
                   </pic:spPr>

--- a/Optimalisasi-dan-Automasi/Modul-Word/Modul-2-Filter-dan-Smoothing-Time-Series.docx
+++ b/Optimalisasi-dan-Automasi/Modul-Word/Modul-2-Filter-dan-Smoothing-Time-Series.docx
@@ -9923,9 +9923,11 @@
     <w:sectPr>
       <w:headerReference w:type="default" r:id="rId15"/>
       <w:footerReference w:type="default" r:id="rId16"/>
+      <w:footerReference w:type="first" r:id="rId29"/>
       <w:pgSz w:w="11906" w:h="16838" w:code="9"/>
       <w:pgMar w:top="1701" w:right="1418" w:bottom="1418" w:left="1701" w:header="709" w:footer="709" w:gutter="0"/>
       <w:cols w:space="708"/>
+      <w:titlePg/>
       <w:docGrid w:linePitch="360"/>
     </w:sectPr>
   </w:body>
@@ -10480,6 +10482,16 @@
         </mc:Fallback>
       </mc:AlternateContent>
     </w:r>
+  </w:p>
+</w:ftr>
+</file>
+
+<file path=word/footer2.xml><?xml version="1.0" encoding="utf-8"?>
+<w:ftr xmlns:m="http://schemas.openxmlformats.org/officeDocument/2006/math" xmlns:mc="http://schemas.openxmlformats.org/markup-compatibility/2006" xmlns:mo="http://schemas.microsoft.com/office/mac/office/2008/main" xmlns:mv="urn:schemas-microsoft-com:mac:vml" xmlns:o="urn:schemas-microsoft-com:office:office" xmlns:r="http://schemas.openxmlformats.org/officeDocument/2006/relationships" xmlns:v="urn:schemas-microsoft-com:vml" xmlns:w10="urn:schemas-microsoft-com:office:word" xmlns:w14="http://schemas.microsoft.com/office/word/2010/wordml" xmlns:w="http://schemas.openxmlformats.org/wordprocessingml/2006/main" xmlns:wne="http://schemas.microsoft.com/office/word/2006/wordml" xmlns:wp14="http://schemas.microsoft.com/office/word/2010/wordprocessingDrawing" xmlns:wp="http://schemas.openxmlformats.org/drawingml/2006/wordprocessingDrawing" xmlns:wpc="http://schemas.microsoft.com/office/word/2010/wordprocessingCanvas" xmlns:wpg="http://schemas.microsoft.com/office/word/2010/wordprocessingGroup" xmlns:wpi="http://schemas.microsoft.com/office/word/2010/wordprocessingInk" xmlns:wps="http://schemas.microsoft.com/office/word/2010/wordprocessingShape" mc:Ignorable="w14 wp14">
+  <w:p>
+    <w:pPr>
+      <w:pStyle w:val="Footer"/>
+    </w:pPr>
   </w:p>
 </w:ftr>
 </file>

--- a/Optimalisasi-dan-Automasi/Modul-Word/Modul-2-Filter-dan-Smoothing-Time-Series.docx
+++ b/Optimalisasi-dan-Automasi/Modul-Word/Modul-2-Filter-dan-Smoothing-Time-Series.docx
@@ -6674,7 +6674,7 @@
           <w:i w:val="0"/>
           <w:sz w:val="22"/>
         </w:rPr>
-        <w:t>Empat cell berikut menerapkan konsep pertemuan ini pada data sintetis yang meniru sensor industri. Lingkungan: conda env optoauto dengan paket numpy, pandas, scipy, matplotlib; notebook p2_filter_smoothing.ipynb. Gambar 8 menunjukkan cuplikan Cell 1 yang membangkitkan sinyal sintetis dan menerapkan Moving Average.</w:t>
+        <w:t xml:space="preserve">Empat cell berikut menerapkan konsep pertemuan ini pada data sintetis yang meniru sensor industri. Lingkungan: conda env optoauto dengan paket numpy, pandas, scipy, matplotlib; notebook p2_filter_smoothing.ipynb. Gambar 8 menunjukkan potongan Cell 1 yang membangkitkan sinyal sintetis dan menerapkan Moving Average.</w:t>
       </w:r>
     </w:p>
     <w:p>
@@ -6731,7 +6731,7 @@
           <w:color w:val="444444"/>
           <w:sz w:val="20"/>
         </w:rPr>
-        <w:t>Gambar 8. Cuplikan Cell 1: pembangkitan sinyal sintetis (noise + 4 spike) dan Moving Average k=25 dengan NumPy.</w:t>
+        <w:t xml:space="preserve">Gambar 8. Potongan Cell 1: pembangkitan sinyal sintetis (noise + 4 spike) dan Moving Average k=25 dengan NumPy.</w:t>
       </w:r>
     </w:p>
     <w:p>

--- a/Optimalisasi-dan-Automasi/Modul-Word/Modul-2-Filter-dan-Smoothing-Time-Series.docx
+++ b/Optimalisasi-dan-Automasi/Modul-Word/Modul-2-Filter-dan-Smoothing-Time-Series.docx
@@ -1379,7 +1379,7 @@
                                 <w:szCs w:val="20"/>
                                 <w:lang w:val="en-US"/>
                               </w:rPr>
-                              <w:t>myclass.mercubuana.ac.id</w:t>
+                              <w:t xml:space="preserve">myclass.mercubuana.ac·id</w:t>
                             </w:r>
                           </w:p>
                         </w:txbxContent>
@@ -1426,7 +1426,7 @@
                           <w:szCs w:val="20"/>
                           <w:lang w:val="en-US"/>
                         </w:rPr>
-                        <w:t>myclass.mercubuana.ac.id</w:t>
+                        <w:t xml:space="preserve">myclass.mercubuana.ac·id</w:t>
                       </w:r>
                     </w:p>
                   </w:txbxContent>
@@ -2512,7 +2512,7 @@
                                 <w:sz w:val="20"/>
                                 <w:szCs w:val="20"/>
                               </w:rPr>
-                              <w:t>www.mercubuana.ac.id</w:t>
+                              <w:t xml:space="preserve">www.mercubuana.ac·id</w:t>
                             </w:r>
                           </w:p>
                         </w:txbxContent>
@@ -2558,7 +2558,7 @@
                           <w:sz w:val="20"/>
                           <w:szCs w:val="20"/>
                         </w:rPr>
-                        <w:t>www.mercubuana.ac.id</w:t>
+                        <w:t xml:space="preserve">www.mercubuana.ac·id</w:t>
                       </w:r>
                     </w:p>
                   </w:txbxContent>
@@ -2838,7 +2838,35 @@
           <w:i w:val="0"/>
           <w:sz w:val="22"/>
         </w:rPr>
-        <w:t>Setiap pengukuran sensor mengandung noise: model sinyal teramati adalah x_obs(t) = s(t) + n(t), yaitu sinyal asli s(t) ditambah noise n(t). Sumber noise pada sensor industri beragam: thermal noise (Johnson noise) dari komponen elektronik, quantization noise akibat resolusi ADC terbatas, electromagnetic interference (EMI) dari motor dan inverter di sekitar sensor, mechanical noise dari getaran struktur, dan environmental drift akibat perubahan suhu lingkungan.</w:t>
+        <w:t xml:space="preserve">Setiap pengukuran sensor mengandung noise: model sinyal teramati adalah </w:t>
+      </w:r>
+      <w:r>
+        <w:rPr>
+          <w:rFonts w:ascii="Arial" w:hAnsi="Arial" w:cs="Arial"/>
+          <w:b w:val="0"/>
+          <w:i w:val="0"/>
+          <w:sz w:val="22"/>
+        </w:rPr>
+        <w:t xml:space="preserve">x</w:t>
+      </w:r>
+      <w:r>
+        <w:rPr>
+          <w:rFonts w:ascii="Arial" w:hAnsi="Arial" w:cs="Arial"/>
+          <w:b w:val="0"/>
+          <w:i w:val="0"/>
+          <w:sz w:val="22"/>
+          <w:vertAlign w:val="subscript"/>
+        </w:rPr>
+        <w:t xml:space="preserve">obs</w:t>
+      </w:r>
+      <w:r>
+        <w:rPr>
+          <w:rFonts w:ascii="Arial" w:hAnsi="Arial" w:cs="Arial"/>
+          <w:b w:val="0"/>
+          <w:i w:val="0"/>
+          <w:sz w:val="22"/>
+        </w:rPr>
+        <w:t xml:space="preserve">(t) = s(t) + n(t), yaitu sinyal asli s(t) ditambah noise n(t). Sumber noise pada sensor industri beragam: thermal noise (Johnson noise) dari komponen elektronik, quantization noise akibat resolusi ADC terbatas, electromagnetic interference (EMI) dari motor dan inverter di sekitar sensor, mechanical noise dari getaran struktur, dan environmental drift akibat perubahan suhu lingkungan.</w:t>
       </w:r>
     </w:p>
     <w:p>
@@ -2878,7 +2906,35 @@
           <w:i w:val="0"/>
           <w:sz w:val="22"/>
         </w:rPr>
-        <w:t>Tanpa filter, noise menimbulkan konsekuensi nyata: RMS bias ke atas (nilai RMS jadi lebih besar dari nilai sebenarnya), kesalahan deteksi peak, spektrum FFT menjadi berisik, dan autokorelasi menurun. Namun smoothing yang berlebihan sama berbahayanya dengan tidak sama sekali: kurang smoothing menyisakan noise yang mengaburkan analisis, sementara smoothing berlebihan justru menghapus kandungan sinyal yang bermakna (mis. impulsive event tanda kerusakan dini bearing). Kunci keseimbangan ini terletak pada pemilihan window size, w_optimal = f(fsinyal, fnoise).</w:t>
+        <w:t xml:space="preserve">Tanpa filter, noise menimbulkan konsekuensi nyata: RMS bias ke atas (nilai RMS jadi lebih besar dari nilai sebenarnya), kesalahan deteksi peak, spektrum FFT menjadi berisik, dan autokorelasi menurun. Namun smoothing yang berlebihan sama berbahayanya dengan tidak sama sekali: kurang smoothing menyisakan noise yang mengaburkan analisis, sementara smoothing berlebihan justru menghapus kandungan sinyal yang bermakna (mis. impulsive event tanda kerusakan dini bearing). Kunci keseimbangan ini terletak pada pemilihan window size, </w:t>
+      </w:r>
+      <w:r>
+        <w:rPr>
+          <w:rFonts w:ascii="Arial" w:hAnsi="Arial" w:cs="Arial"/>
+          <w:b w:val="0"/>
+          <w:i w:val="0"/>
+          <w:sz w:val="22"/>
+        </w:rPr>
+        <w:t xml:space="preserve">w</w:t>
+      </w:r>
+      <w:r>
+        <w:rPr>
+          <w:rFonts w:ascii="Arial" w:hAnsi="Arial" w:cs="Arial"/>
+          <w:b w:val="0"/>
+          <w:i w:val="0"/>
+          <w:sz w:val="22"/>
+          <w:vertAlign w:val="subscript"/>
+        </w:rPr>
+        <w:t xml:space="preserve">optimal</w:t>
+      </w:r>
+      <w:r>
+        <w:rPr>
+          <w:rFonts w:ascii="Arial" w:hAnsi="Arial" w:cs="Arial"/>
+          <w:b w:val="0"/>
+          <w:i w:val="0"/>
+          <w:sz w:val="22"/>
+        </w:rPr>
+        <w:t xml:space="preserve"> = f(fsinyal, fnoise).</w:t>
       </w:r>
     </w:p>
     <w:p>
@@ -2984,6 +3040,15 @@
         </w:rPr>
         <w:t>Moving Average (MA) adalah filter smoothing paling fundamental: merata-ratakan k titik data di sekitar setiap sampel. Ada dua varian utama tergantung posisi window terhadap titik saat ini.</w:t>
       </w:r>
+      <w:r>
+        <w:rPr>
+          <w:rFonts w:ascii="Arial" w:hAnsi="Arial" w:cs="Arial"/>
+          <w:b w:val="0"/>
+          <w:i w:val="0"/>
+          <w:sz w:val="22"/>
+        </w:rPr>
+        <w:t xml:space="preserve"> Hubungan ini dirangkum dalam Persamaan (1).</w:t>
+      </w:r>
     </w:p>
     <w:p>
       <w:pPr>
@@ -3000,6 +3065,16 @@
         </w:rPr>
         <w:t>Centered: y't = (1/k)·Σ xt+i , i=−k/2..k/2      Trailing: y't = (1/k)·Σ xt−i , i=0..k−1</w:t>
       </w:r>
+      <w:r>
+        <w:rPr>
+          <w:rFonts w:ascii="Arial" w:hAnsi="Arial" w:cs="Arial"/>
+          <w:b/>
+          <w:i/>
+          <w:color w:val="305496"/>
+          <w:sz w:val="22"/>
+        </w:rPr>
+        <w:t xml:space="preserve">   (1)</w:t>
+      </w:r>
     </w:p>
     <w:p>
       <w:pPr>
@@ -3112,7 +3187,7 @@
           <w:i w:val="0"/>
           <w:sz w:val="22"/>
         </w:rPr>
-        <w:t>Kelemahan MA: bobot uniform pada seluruh titik window membuat frequency response-nya berbentuk sinc dengan sidelobe yang bocor (tidak benar-benar memotong frekuensi tinggi secara bersih), muncul boundary effect (NaN atau distorsi di tepi data), dan pada varian trailing menimbulkan lag. Implementasi praktis: `np.convolve(x, np.ones(k)/k, mode='valid')` atau `pd.Series(x).rolling(k).mean()`. Trik praktis: pakai trailing MA k=10-20 sebagai baseline bergerak, lalu tandai deviasi lebih dari 3σ sebagai kandidat anomali untuk diinvestigasi.</w:t>
+        <w:t xml:space="preserve">Kelemahan MA: bobot uniform pada seluruh titik window membuat frequency response-nya berbentuk sinc dengan sidelobe yang bocor (tidak benar-benar memotong frekuensi tinggi secara bersih), muncul boundary effect (NaN atau distorsi di tepi data), dan pada varian trailing menimbulkan lag. Implementasi praktis: `np.convolve(x, np.ones(k)/k, mode='valid')` atau `pd.Series(x)·rolling(k)·mean()`. Trik praktis: pakai trailing MA k=10-20 sebagai baseline bergerak, lalu tandai deviasi lebih dari 3σ sebagai kandidat anomali untuk diinvestigasi.</w:t>
       </w:r>
     </w:p>
     <w:p>
@@ -3975,6 +4050,15 @@
         </w:rPr>
         <w:t>EMA menghitung rata-rata bergerak secara rekursif, memberi bobot lebih besar pada observasi terbaru dan bobot yang meluruh secara eksponensial untuk observasi lama.</w:t>
       </w:r>
+      <w:r>
+        <w:rPr>
+          <w:rFonts w:ascii="Arial" w:hAnsi="Arial" w:cs="Arial"/>
+          <w:b w:val="0"/>
+          <w:i w:val="0"/>
+          <w:sz w:val="22"/>
+        </w:rPr>
+        <w:t xml:space="preserve"> Bentuk ringkasnya dituliskan pada Persamaan (2).</w:t>
+      </w:r>
     </w:p>
     <w:p>
       <w:pPr>
@@ -3991,6 +4075,16 @@
         </w:rPr>
         <w:t>EMAt = α·xt + (1−α)·EMAt−1 ,  α ∈ (0, 1]</w:t>
       </w:r>
+      <w:r>
+        <w:rPr>
+          <w:rFonts w:ascii="Arial" w:hAnsi="Arial" w:cs="Arial"/>
+          <w:b/>
+          <w:i/>
+          <w:color w:val="305496"/>
+          <w:sz w:val="22"/>
+        </w:rPr>
+        <w:t xml:space="preserve">   (2)</w:t>
+      </w:r>
     </w:p>
     <w:p>
       <w:pPr>
@@ -4004,7 +4098,26 @@
           <w:i w:val="0"/>
           <w:sz w:val="22"/>
         </w:rPr>
-        <w:t>Bobot pengamatan ke-i dari belakang adalah wi = α·(1−α)^i, sehingga effective window (jumlah sampel yang secara efektif berkontribusi) kira-kira N ≈ 2/α − 1. Pemilihan α: α kecil (mis. 0,05) menghasilkan smoothing agresif dengan lag besar; α besar (mis. 0,5) menghasilkan filter yang responsif tetapi kurang meredam noise. Aturan praktis untuk menyamakan EMA dengan MA window-N adalah α ≈ 2/(N+1).</w:t>
+        <w:t xml:space="preserve">Bobot pengamatan ke-i dari belakang adalah wi = α·(1−α)</w:t>
+      </w:r>
+      <w:r>
+        <w:rPr>
+          <w:rFonts w:ascii="Arial" w:hAnsi="Arial" w:cs="Arial"/>
+          <w:b w:val="0"/>
+          <w:i w:val="0"/>
+          <w:sz w:val="22"/>
+          <w:vertAlign w:val="superscript"/>
+        </w:rPr>
+        <w:t xml:space="preserve">i</w:t>
+      </w:r>
+      <w:r>
+        <w:rPr>
+          <w:rFonts w:ascii="Arial" w:hAnsi="Arial" w:cs="Arial"/>
+          <w:b w:val="0"/>
+          <w:i w:val="0"/>
+          <w:sz w:val="22"/>
+        </w:rPr>
+        <w:t xml:space="preserve">, sehingga effective window (jumlah sampel yang secara efektif berkontribusi) kira-kira N ≈ 2/α − 1. Pemilihan α: α kecil (mis. 0,05) menghasilkan smoothing agresif dengan lag besar; α besar (mis. 0,5) menghasilkan filter yang responsif tetapi kurang meredam noise. Aturan praktis untuk menyamakan EMA dengan MA window-N adalah α ≈ 2/(N+1).</w:t>
       </w:r>
     </w:p>
     <w:p>
@@ -4070,7 +4183,7 @@
           <w:i w:val="0"/>
           <w:sz w:val="22"/>
         </w:rPr>
-        <w:t>`pd.Series(x).ewm(alpha=α, adjust=False).mean()`, perhatikan parameter `adjust=False` wajib dipakai untuk mendapatkan bentuk rekursif standar; `adjust=True` (default pandas) akan menghitung ulang bobot dari seluruh history, bukan formula rekursif yang dimaksud.</w:t>
+        <w:t xml:space="preserve">`pd.Series(x)·ewm(α=α, adjust=False)·mean()`, perhatikan parameter `adjust=False` wajib dipakai untuk mendapatkan bentuk rekursif standar; `adjust=True` (default pandas) akan menghitung ulang bobot dari seluruh history, bukan formula rekursif yang dimaksud.</w:t>
       </w:r>
     </w:p>
     <w:p>
@@ -4103,7 +4216,35 @@
           <w:i w:val="0"/>
           <w:sz w:val="22"/>
         </w:rPr>
-        <w:t>EMA punya lag lebih kecil dan tidak perlu menyimpan seluruh window (hanya nilai EMA sebelumnya), sementara MA punya frequency response yang lebih bersih (less sidelobe leakage). EWMA control chart (`|x − EMA| &gt; 3·√(EMA_var)`) adalah teknik standar Statistical Process Control (SPC)/Six Sigma untuk deteksi pergeseran baseline.</w:t>
+        <w:t xml:space="preserve">EMA punya lag lebih kecil dan tidak perlu menyimpan seluruh window (hanya nilai EMA sebelumnya), sementara MA punya frequency response yang lebih bersih (less sidelobe leakage). EWMA control chart (`|x − EMA| &gt; 3·√(</w:t>
+      </w:r>
+      <w:r>
+        <w:rPr>
+          <w:rFonts w:ascii="Arial" w:hAnsi="Arial" w:cs="Arial"/>
+          <w:b w:val="0"/>
+          <w:i w:val="0"/>
+          <w:sz w:val="22"/>
+        </w:rPr>
+        <w:t xml:space="preserve">EMA</w:t>
+      </w:r>
+      <w:r>
+        <w:rPr>
+          <w:rFonts w:ascii="Arial" w:hAnsi="Arial" w:cs="Arial"/>
+          <w:b w:val="0"/>
+          <w:i w:val="0"/>
+          <w:sz w:val="22"/>
+          <w:vertAlign w:val="subscript"/>
+        </w:rPr>
+        <w:t xml:space="preserve">var</w:t>
+      </w:r>
+      <w:r>
+        <w:rPr>
+          <w:rFonts w:ascii="Arial" w:hAnsi="Arial" w:cs="Arial"/>
+          <w:b w:val="0"/>
+          <w:i w:val="0"/>
+          <w:sz w:val="22"/>
+        </w:rPr>
+        <w:t xml:space="preserve">)`) adalah teknik standar Statistical Process Control (SPC)/Six Σ untuk deteksi pergeseran baseline.</w:t>
       </w:r>
     </w:p>
     <w:p>
@@ -4975,6 +5116,15 @@
         </w:rPr>
         <w:t>Savitzky-Golay (SG) bekerja dengan mem-fit polinomial orde p pada window (2k+1) titik memakai least squares, lalu output-nya adalah nilai polinomial tersebut di titik pusat window; pendekatan ini menjaga bentuk puncak dan lembah jauh lebih baik dibanding MA. Median filter mengganti tiap titik dengan median dari window di sekitarnya, sangat efektif untuk impulse noise/outlier karena sifatnya nonlinear (tidak ada sidelobe leakage seperti filter linear).</w:t>
       </w:r>
+      <w:r>
+        <w:rPr>
+          <w:rFonts w:ascii="Arial" w:hAnsi="Arial" w:cs="Arial"/>
+          <w:b w:val="0"/>
+          <w:i w:val="0"/>
+          <w:sz w:val="22"/>
+        </w:rPr>
+        <w:t xml:space="preserve"> Persamaan (3) memadatkan aturan tersebut.</w:t>
+      </w:r>
     </w:p>
     <w:p>
       <w:pPr>
@@ -4990,6 +5140,16 @@
           <w:sz w:val="22"/>
         </w:rPr>
         <w:t>Median: y't = median(x[t−k : t+k+1])</w:t>
+      </w:r>
+      <w:r>
+        <w:rPr>
+          <w:rFonts w:ascii="Arial" w:hAnsi="Arial" w:cs="Arial"/>
+          <w:b/>
+          <w:i/>
+          <w:color w:val="305496"/>
+          <w:sz w:val="22"/>
+        </w:rPr>
+        <w:t xml:space="preserve">   (3)</w:t>
       </w:r>
     </w:p>
     <w:p>
@@ -5837,7 +5997,35 @@
           <w:i w:val="0"/>
           <w:sz w:val="22"/>
         </w:rPr>
-        <w:t>Pemilihan filter yang tepat berdasarkan Tabel 3 juga harus mempertimbangkan constraint komputasi pada embedded controller: Savitzky-Golay dengan kompleksitas O(N·w·p) menjadi kandidat termahal terutama saat window w besar dan orde polinomial p tinggi, sehingga pada sistem edge computing dengan sumber daya terbatas (mis. microcontroller ARM Cortex-M4 tanpa FPU), penerapan SG real-time pada banyak channel sensor sekaligus dapat menjadi bottleneck komputasi. Solusi praktis: precompute koefisien Savitzky-Golay untuk kombinasi (w,p) yang sudah ditentukan sebagai lookup table konstan, sehingga operasi filtering di runtime tereduksi menjadi dot product sederhana antara window data dengan koefisien yang sudah dihitung sebelumnya, alih-alih menyelesaikan sistem persamaan least squares setiap kali filter dipanggil pada tiap sampel baru.</w:t>
+        <w:t xml:space="preserve">Pemilihan filter yang tepat berdasarkan Tabel 3 juga harus mempertimbangkan constraint komputasi pada embedded controller: Savitzky-Golay dengan kompleksitas O(N·w·p) menjadi kandidat termahal terutama saat window w besar dan orde polinomial p tinggi, sehingga pada sistem edge computing dengan sumber daya terbatas (mis. microcontroller ARM Cortex-</w:t>
+      </w:r>
+      <w:r>
+        <w:rPr>
+          <w:rFonts w:ascii="Arial" w:hAnsi="Arial" w:cs="Arial"/>
+          <w:b w:val="0"/>
+          <w:i w:val="0"/>
+          <w:sz w:val="22"/>
+        </w:rPr>
+        <w:t xml:space="preserve">M</w:t>
+      </w:r>
+      <w:r>
+        <w:rPr>
+          <w:rFonts w:ascii="Arial" w:hAnsi="Arial" w:cs="Arial"/>
+          <w:b w:val="0"/>
+          <w:i w:val="0"/>
+          <w:sz w:val="22"/>
+          <w:vertAlign w:val="subscript"/>
+        </w:rPr>
+        <w:t xml:space="preserve">4</w:t>
+      </w:r>
+      <w:r>
+        <w:rPr>
+          <w:rFonts w:ascii="Arial" w:hAnsi="Arial" w:cs="Arial"/>
+          <w:b w:val="0"/>
+          <w:i w:val="0"/>
+          <w:sz w:val="22"/>
+        </w:rPr>
+        <w:t xml:space="preserve"> tanpa FPU), penerapan SG real-time pada banyak channel sensor sekaligus dapat menjadi bottleneck komputasi. Solusi praktis: precompute koefisien Savitzky-Golay untuk kombinasi (w,p) yang sudah ditentukan sebagai lookup table konstan, sehingga operasi filtering di runtime tereduksi menjadi dot product sederhana antara window data dengan koefisien yang sudah dihitung sebelumnya, alih-alih menyelesaikan sistem persamaan least squares setiap kali filter dipanggil pada tiap sampel baru.</w:t>
       </w:r>
     </w:p>
     <w:p>
@@ -8685,7 +8873,35 @@
           <w:i w:val="0"/>
           <w:sz w:val="22"/>
         </w:rPr>
-        <w:t>Dataset referensi (dipakai C1-C10, dibuat sekali di Jupyter):</w:t>
+        <w:t xml:space="preserve">Dataset referensi (dipakai </w:t>
+      </w:r>
+      <w:r>
+        <w:rPr>
+          <w:rFonts w:ascii="Arial" w:hAnsi="Arial" w:cs="Arial"/>
+          <w:b w:val="0"/>
+          <w:i w:val="0"/>
+          <w:sz w:val="22"/>
+        </w:rPr>
+        <w:t xml:space="preserve">C</w:t>
+      </w:r>
+      <w:r>
+        <w:rPr>
+          <w:rFonts w:ascii="Arial" w:hAnsi="Arial" w:cs="Arial"/>
+          <w:b w:val="0"/>
+          <w:i w:val="0"/>
+          <w:sz w:val="22"/>
+          <w:vertAlign w:val="subscript"/>
+        </w:rPr>
+        <w:t xml:space="preserve">1</w:t>
+      </w:r>
+      <w:r>
+        <w:rPr>
+          <w:rFonts w:ascii="Arial" w:hAnsi="Arial" w:cs="Arial"/>
+          <w:b w:val="0"/>
+          <w:i w:val="0"/>
+          <w:sz w:val="22"/>
+        </w:rPr>
+        <w:t xml:space="preserve">-C10, dibuat sekali di Jupyter):</w:t>
       </w:r>
     </w:p>
     <w:p>
@@ -8733,7 +8949,63 @@
           <w:i w:val="0"/>
           <w:sz w:val="17"/>
         </w:rPr>
-        <w:t>fs = 1000; T_dur = 2.0; N = int(fs * T_dur)</w:t>
+        <w:t xml:space="preserve">fs = 1000; </w:t>
+      </w:r>
+      <w:r>
+        <w:rPr>
+          <w:rFonts w:ascii="Consolas" w:hAnsi="Consolas" w:cs="Consolas"/>
+          <w:b w:val="0"/>
+          <w:i w:val="0"/>
+          <w:sz w:val="17"/>
+        </w:rPr>
+        <w:t xml:space="preserve">T</w:t>
+      </w:r>
+      <w:r>
+        <w:rPr>
+          <w:rFonts w:ascii="Consolas" w:hAnsi="Consolas" w:cs="Consolas"/>
+          <w:b w:val="0"/>
+          <w:i w:val="0"/>
+          <w:sz w:val="17"/>
+          <w:vertAlign w:val="subscript"/>
+        </w:rPr>
+        <w:t xml:space="preserve">dur</w:t>
+      </w:r>
+      <w:r>
+        <w:rPr>
+          <w:rFonts w:ascii="Consolas" w:hAnsi="Consolas" w:cs="Consolas"/>
+          <w:b w:val="0"/>
+          <w:i w:val="0"/>
+          <w:sz w:val="17"/>
+        </w:rPr>
+        <w:t xml:space="preserve"> = 2.0; N = int(fs·</w:t>
+      </w:r>
+      <w:r>
+        <w:rPr>
+          <w:rFonts w:ascii="Consolas" w:hAnsi="Consolas" w:cs="Consolas"/>
+          <w:b w:val="0"/>
+          <w:i w:val="0"/>
+          <w:sz w:val="17"/>
+        </w:rPr>
+        <w:t xml:space="preserve">T</w:t>
+      </w:r>
+      <w:r>
+        <w:rPr>
+          <w:rFonts w:ascii="Consolas" w:hAnsi="Consolas" w:cs="Consolas"/>
+          <w:b w:val="0"/>
+          <w:i w:val="0"/>
+          <w:sz w:val="17"/>
+          <w:vertAlign w:val="subscript"/>
+        </w:rPr>
+        <w:t xml:space="preserve">dur</w:t>
+      </w:r>
+      <w:r>
+        <w:rPr>
+          <w:rFonts w:ascii="Consolas" w:hAnsi="Consolas" w:cs="Consolas"/>
+          <w:b w:val="0"/>
+          <w:i w:val="0"/>
+          <w:sz w:val="17"/>
+        </w:rPr>
+        <w:t xml:space="preserve">)</w:t>
       </w:r>
     </w:p>
     <w:p>
@@ -9017,7 +9289,7 @@
           <w:i w:val="0"/>
           <w:sz w:val="22"/>
         </w:rPr>
-        <w:t>Terapkan EMA dengan α=0,1 memakai pandas: ema = pd.Series(y).ewm(alpha=0.1, adjust=False).mean().values. Cetak nilai EMA pada indeks terakhir.</w:t>
+        <w:t xml:space="preserve">Terapkan EMA dengan α=0,1 memakai pandas: ema = pd.Series(y)·ewm(α=0.1, adjust=False)·mean()·values. Cetak nilai EMA pada indeks terakhir.</w:t>
       </w:r>
     </w:p>
     <w:p>
@@ -9053,7 +9325,7 @@
           <w:color w:val="333333"/>
           <w:sz w:val="21"/>
         </w:rPr>
-        <w:t>Gunakan pd.Series(y).ewm(alpha=..., adjust=False).mean(), lalu ambil nilai pada indeks terakhir.</w:t>
+        <w:t xml:space="preserve">Gunakan pd.Series(y)·ewm(α=..., adjust=False)·mean(), lalu ambil nilai pada indeks terakhir.</w:t>
       </w:r>
     </w:p>
     <w:p>
@@ -9113,7 +9385,7 @@
           <w:color w:val="333333"/>
           <w:sz w:val="21"/>
         </w:rPr>
-        <w:t>Hitung EMA responsif dengan ewm(alpha=..., adjust=False).mean(), lalu ambil nilai pada indeks yang diminta soal.</w:t>
+        <w:t xml:space="preserve">Hitung EMA responsif dengan ewm(α=..., adjust=False)·mean(), lalu ambil nilai pada indeks yang diminta soal.</w:t>
       </w:r>
     </w:p>
     <w:p>
@@ -9648,7 +9920,119 @@
           <w:i w:val="0"/>
           <w:sz w:val="22"/>
         </w:rPr>
-        <w:t>Implementasikan anomaly detection berbasis EMA + aturan 3σ. Generate sinyal baru: y_anom = clean + noise (tanpa spike), lalu inject 3 anomali besar: y_anom[[250,750,1250]] += 4.0. Hitung EMA(α=0,05) lalu residual = y_anom − EMA. Hitung n_detect = jumlah |residual| &gt; 3·std(residual). Cetak jumlah anomali terdeteksi.</w:t>
+        <w:t xml:space="preserve">Implementasikan anomaly detection berbasis EMA + aturan 3σ. Generate sinyal baru: </w:t>
+      </w:r>
+      <w:r>
+        <w:rPr>
+          <w:rFonts w:ascii="Arial" w:hAnsi="Arial" w:cs="Arial"/>
+          <w:b w:val="0"/>
+          <w:i w:val="0"/>
+          <w:sz w:val="22"/>
+        </w:rPr>
+        <w:t xml:space="preserve">y</w:t>
+      </w:r>
+      <w:r>
+        <w:rPr>
+          <w:rFonts w:ascii="Arial" w:hAnsi="Arial" w:cs="Arial"/>
+          <w:b w:val="0"/>
+          <w:i w:val="0"/>
+          <w:sz w:val="22"/>
+          <w:vertAlign w:val="subscript"/>
+        </w:rPr>
+        <w:t xml:space="preserve">anom</w:t>
+      </w:r>
+      <w:r>
+        <w:rPr>
+          <w:rFonts w:ascii="Arial" w:hAnsi="Arial" w:cs="Arial"/>
+          <w:b w:val="0"/>
+          <w:i w:val="0"/>
+          <w:sz w:val="22"/>
+        </w:rPr>
+        <w:t xml:space="preserve"> = clean + noise (tanpa spike), lalu inject 3 anomali besar: </w:t>
+      </w:r>
+      <w:r>
+        <w:rPr>
+          <w:rFonts w:ascii="Arial" w:hAnsi="Arial" w:cs="Arial"/>
+          <w:b w:val="0"/>
+          <w:i w:val="0"/>
+          <w:sz w:val="22"/>
+        </w:rPr>
+        <w:t xml:space="preserve">y</w:t>
+      </w:r>
+      <w:r>
+        <w:rPr>
+          <w:rFonts w:ascii="Arial" w:hAnsi="Arial" w:cs="Arial"/>
+          <w:b w:val="0"/>
+          <w:i w:val="0"/>
+          <w:sz w:val="22"/>
+          <w:vertAlign w:val="subscript"/>
+        </w:rPr>
+        <w:t xml:space="preserve">anom</w:t>
+      </w:r>
+      <w:r>
+        <w:rPr>
+          <w:rFonts w:ascii="Arial" w:hAnsi="Arial" w:cs="Arial"/>
+          <w:b w:val="0"/>
+          <w:i w:val="0"/>
+          <w:sz w:val="22"/>
+        </w:rPr>
+        <w:t xml:space="preserve">[[250,750,1250]] += 4.0. Hitung EMA(α=0,05) lalu residual = </w:t>
+      </w:r>
+      <w:r>
+        <w:rPr>
+          <w:rFonts w:ascii="Arial" w:hAnsi="Arial" w:cs="Arial"/>
+          <w:b w:val="0"/>
+          <w:i w:val="0"/>
+          <w:sz w:val="22"/>
+        </w:rPr>
+        <w:t xml:space="preserve">y</w:t>
+      </w:r>
+      <w:r>
+        <w:rPr>
+          <w:rFonts w:ascii="Arial" w:hAnsi="Arial" w:cs="Arial"/>
+          <w:b w:val="0"/>
+          <w:i w:val="0"/>
+          <w:sz w:val="22"/>
+          <w:vertAlign w:val="subscript"/>
+        </w:rPr>
+        <w:t xml:space="preserve">anom</w:t>
+      </w:r>
+      <w:r>
+        <w:rPr>
+          <w:rFonts w:ascii="Arial" w:hAnsi="Arial" w:cs="Arial"/>
+          <w:b w:val="0"/>
+          <w:i w:val="0"/>
+          <w:sz w:val="22"/>
+        </w:rPr>
+        <w:t xml:space="preserve"> − EMA. Hitung </w:t>
+      </w:r>
+      <w:r>
+        <w:rPr>
+          <w:rFonts w:ascii="Arial" w:hAnsi="Arial" w:cs="Arial"/>
+          <w:b w:val="0"/>
+          <w:i w:val="0"/>
+          <w:sz w:val="22"/>
+        </w:rPr>
+        <w:t xml:space="preserve">n</w:t>
+      </w:r>
+      <w:r>
+        <w:rPr>
+          <w:rFonts w:ascii="Arial" w:hAnsi="Arial" w:cs="Arial"/>
+          <w:b w:val="0"/>
+          <w:i w:val="0"/>
+          <w:sz w:val="22"/>
+          <w:vertAlign w:val="subscript"/>
+        </w:rPr>
+        <w:t xml:space="preserve">detect</w:t>
+      </w:r>
+      <w:r>
+        <w:rPr>
+          <w:rFonts w:ascii="Arial" w:hAnsi="Arial" w:cs="Arial"/>
+          <w:b w:val="0"/>
+          <w:i w:val="0"/>
+          <w:sz w:val="22"/>
+        </w:rPr>
+        <w:t xml:space="preserve"> = jumlah |residual| &gt; 3·std(residual). Cetak jumlah anomali terdeteksi.</w:t>
       </w:r>
     </w:p>
     <w:p>
@@ -9744,7 +10128,7 @@
           <w:color w:val="333333"/>
           <w:sz w:val="21"/>
         </w:rPr>
-        <w:t>Rangkai tiga tahap berurutan: medfilt → savgol_filter → ewm().mean() sesuai parameter soal, lalu hitung RMS output akhir dengan np.sqrt/np.mean.</w:t>
+        <w:t xml:space="preserve">Rangkai tiga tahap berurutan: medfilt → savgol_filter → ewm()·mean() sesuai parameter soal, lalu hitung RMS output akhir dengan np.sqrt/np.mean.</w:t>
       </w:r>
     </w:p>
     <w:p>

--- a/Optimalisasi-dan-Automasi/Modul-Word/Modul-2-Filter-dan-Smoothing-Time-Series.docx
+++ b/Optimalisasi-dan-Automasi/Modul-Word/Modul-2-Filter-dan-Smoothing-Time-Series.docx
@@ -3187,7 +3187,7 @@
           <w:i w:val="0"/>
           <w:sz w:val="22"/>
         </w:rPr>
-        <w:t xml:space="preserve">Kelemahan MA: bobot uniform pada seluruh titik window membuat frequency response-nya berbentuk sinc dengan sidelobe yang bocor (tidak benar-benar memotong frekuensi tinggi secara bersih), muncul boundary effect (NaN atau distorsi di tepi data), dan pada varian trailing menimbulkan lag. Implementasi praktis: `np.convolve(x, np.ones(k)/k, mode='valid')` atau `pd.Series(x)·rolling(k)·mean()`. Trik praktis: pakai trailing MA k=10-20 sebagai baseline bergerak, lalu tandai deviasi lebih dari 3σ sebagai kandidat anomali untuk diinvestigasi.</w:t>
+        <w:t>Kelemahan MA: bobot uniform pada seluruh titik window membuat frequency response-nya berbentuk sinc dengan sidelobe yang bocor (tidak benar-benar memotong frekuensi tinggi secara bersih), muncul boundary effect (NaN atau distorsi di tepi data), dan pada varian trailing menimbulkan lag. Implementasi praktis: `np.convolve(x, np.ones(k)/k, mode='valid')` atau `pd.Series(x).rolling(k).mean()`. Trik praktis: pakai trailing MA k=10-20 sebagai baseline bergerak, lalu tandai deviasi lebih dari 3σ sebagai kandidat anomali untuk diinvestigasi.</w:t>
       </w:r>
     </w:p>
     <w:p>
@@ -4183,7 +4183,7 @@
           <w:i w:val="0"/>
           <w:sz w:val="22"/>
         </w:rPr>
-        <w:t xml:space="preserve">`pd.Series(x)·ewm(α=α, adjust=False)·mean()`, perhatikan parameter `adjust=False` wajib dipakai untuk mendapatkan bentuk rekursif standar; `adjust=True` (default pandas) akan menghitung ulang bobot dari seluruh history, bukan formula rekursif yang dimaksud.</w:t>
+        <w:t xml:space="preserve">`pd.Series(x).ewm(α=α, adjust=False).mean()`, perhatikan parameter `adjust=False` wajib dipakai untuk mendapatkan bentuk rekursif standar; `adjust=True` (default pandas) akan menghitung ulang bobot dari seluruh history, bukan formula rekursif yang dimaksud.</w:t>
       </w:r>
     </w:p>
     <w:p>
@@ -9289,7 +9289,7 @@
           <w:i w:val="0"/>
           <w:sz w:val="22"/>
         </w:rPr>
-        <w:t xml:space="preserve">Terapkan EMA dengan α=0,1 memakai pandas: ema = pd.Series(y)·ewm(α=0.1, adjust=False)·mean()·values. Cetak nilai EMA pada indeks terakhir.</w:t>
+        <w:t xml:space="preserve">Terapkan EMA dengan α=0,1 memakai pandas: ema = pd.Series(y).ewm(α=0.1, adjust=False).mean().values. Cetak nilai EMA pada indeks terakhir.</w:t>
       </w:r>
     </w:p>
     <w:p>
@@ -9325,7 +9325,7 @@
           <w:color w:val="333333"/>
           <w:sz w:val="21"/>
         </w:rPr>
-        <w:t xml:space="preserve">Gunakan pd.Series(y)·ewm(α=..., adjust=False)·mean(), lalu ambil nilai pada indeks terakhir.</w:t>
+        <w:t xml:space="preserve">Gunakan pd.Series(y).ewm(α=..., adjust=False).mean(), lalu ambil nilai pada indeks terakhir.</w:t>
       </w:r>
     </w:p>
     <w:p>
@@ -10128,7 +10128,7 @@
           <w:color w:val="333333"/>
           <w:sz w:val="21"/>
         </w:rPr>
-        <w:t xml:space="preserve">Rangkai tiga tahap berurutan: medfilt → savgol_filter → ewm()·mean() sesuai parameter soal, lalu hitung RMS output akhir dengan np.sqrt/np.mean.</w:t>
+        <w:t>Rangkai tiga tahap berurutan: medfilt → savgol_filter → ewm().mean() sesuai parameter soal, lalu hitung RMS output akhir dengan np.sqrt/np.mean.</w:t>
       </w:r>
     </w:p>
     <w:p>

--- a/Optimalisasi-dan-Automasi/Modul-Word/Modul-2-Filter-dan-Smoothing-Time-Series.docx
+++ b/Optimalisasi-dan-Automasi/Modul-Word/Modul-2-Filter-dan-Smoothing-Time-Series.docx
@@ -2868,6 +2868,15 @@
         </w:rPr>
         <w:t xml:space="preserve">(t) = s(t) + n(t), yaitu sinyal asli s(t) ditambah noise n(t). Sumber noise pada sensor industri beragam: thermal noise (Johnson noise) dari komponen elektronik, quantization noise akibat resolusi ADC terbatas, electromagnetic interference (EMI) dari motor dan inverter di sekitar sensor, mechanical noise dari getaran struktur, dan environmental drift akibat perubahan suhu lingkungan.</w:t>
       </w:r>
+      <w:r>
+        <w:rPr>
+          <w:rFonts w:ascii="Arial" w:hAnsi="Arial" w:cs="Arial"/>
+          <w:b w:val="0"/>
+          <w:i w:val="0"/>
+          <w:sz w:val="22"/>
+        </w:rPr>
+        <w:t xml:space="preserve"> Hubungan ini dirangkum dalam Persamaan (1).</w:t>
+      </w:r>
     </w:p>
     <w:p>
       <w:pPr>
@@ -2883,6 +2892,16 @@
           <w:sz w:val="22"/>
         </w:rPr>
         <w:t>SNR = Psinyal / Pnoise</w:t>
+      </w:r>
+      <w:r>
+        <w:rPr>
+          <w:rFonts w:ascii="Arial" w:hAnsi="Arial" w:cs="Arial"/>
+          <w:b/>
+          <w:i/>
+          <w:color w:val="305496"/>
+          <w:sz w:val="22"/>
+        </w:rPr>
+        <w:t xml:space="preserve">   (1)</w:t>
       </w:r>
     </w:p>
     <w:p>
@@ -3047,7 +3066,7 @@
           <w:i w:val="0"/>
           <w:sz w:val="22"/>
         </w:rPr>
-        <w:t xml:space="preserve"> Hubungan ini dirangkum dalam Persamaan (1).</w:t>
+        <w:t xml:space="preserve"> Bentuk ringkasnya dituliskan pada Persamaan (2).</w:t>
       </w:r>
     </w:p>
     <w:p>
@@ -3073,7 +3092,7 @@
           <w:color w:val="305496"/>
           <w:sz w:val="22"/>
         </w:rPr>
-        <w:t xml:space="preserve">   (1)</w:t>
+        <w:t xml:space="preserve">   (2)</w:t>
       </w:r>
     </w:p>
     <w:p>
@@ -4057,7 +4076,7 @@
           <w:i w:val="0"/>
           <w:sz w:val="22"/>
         </w:rPr>
-        <w:t xml:space="preserve"> Bentuk ringkasnya dituliskan pada Persamaan (2).</w:t>
+        <w:t xml:space="preserve"> Persamaan (3) memadatkan aturan tersebut.</w:t>
       </w:r>
     </w:p>
     <w:p>
@@ -4083,7 +4102,7 @@
           <w:color w:val="305496"/>
           <w:sz w:val="22"/>
         </w:rPr>
-        <w:t xml:space="preserve">   (2)</w:t>
+        <w:t xml:space="preserve">   (3)</w:t>
       </w:r>
     </w:p>
     <w:p>
@@ -5123,7 +5142,7 @@
           <w:i w:val="0"/>
           <w:sz w:val="22"/>
         </w:rPr>
-        <w:t xml:space="preserve"> Persamaan (3) memadatkan aturan tersebut.</w:t>
+        <w:t xml:space="preserve"> Rangkuman kuantitatifnya tertulis pada Persamaan (4).</w:t>
       </w:r>
     </w:p>
     <w:p>
@@ -5149,7 +5168,7 @@
           <w:color w:val="305496"/>
           <w:sz w:val="22"/>
         </w:rPr>
-        <w:t xml:space="preserve">   (3)</w:t>
+        <w:t xml:space="preserve">   (4)</w:t>
       </w:r>
     </w:p>
     <w:p>

--- a/Optimalisasi-dan-Automasi/Modul-Word/Modul-2-Filter-dan-Smoothing-Time-Series.docx
+++ b/Optimalisasi-dan-Automasi/Modul-Word/Modul-2-Filter-dan-Smoothing-Time-Series.docx
@@ -2880,8 +2880,11 @@
     </w:p>
     <w:p>
       <w:pPr>
+        <w:tabs>
+          <w:tab w:val="center" w:pos="4393"/>
+          <w:tab w:val="right" w:pos="8787"/>
+        </w:tabs>
         <w:spacing w:before="40" w:after="120"/>
-        <w:jc w:val="center"/>
       </w:pPr>
       <w:r>
         <w:rPr>
@@ -2891,7 +2894,7 @@
           <w:color w:val="305496"/>
           <w:sz w:val="22"/>
         </w:rPr>
-        <w:t>SNR = Psinyal / Pnoise</w:t>
+        <w:tab/>
       </w:r>
       <w:r>
         <w:rPr>
@@ -2901,7 +2904,18 @@
           <w:color w:val="305496"/>
           <w:sz w:val="22"/>
         </w:rPr>
-        <w:t xml:space="preserve">   (1)</w:t>
+        <w:t>SNR = Psinyal / Pnoise</w:t>
+      </w:r>
+      <w:r>
+        <w:rPr>
+          <w:rFonts w:ascii="Arial" w:hAnsi="Arial" w:cs="Arial"/>
+          <w:b/>
+          <w:i/>
+          <w:color w:val="305496"/>
+          <w:sz w:val="22"/>
+        </w:rPr>
+        <w:tab/>
+        <w:t xml:space="preserve">(1)</w:t>
       </w:r>
     </w:p>
     <w:p>
@@ -3071,8 +3085,11 @@
     </w:p>
     <w:p>
       <w:pPr>
+        <w:tabs>
+          <w:tab w:val="center" w:pos="4393"/>
+          <w:tab w:val="right" w:pos="8787"/>
+        </w:tabs>
         <w:spacing w:before="40" w:after="120"/>
-        <w:jc w:val="center"/>
       </w:pPr>
       <w:r>
         <w:rPr>
@@ -3082,7 +3099,7 @@
           <w:color w:val="305496"/>
           <w:sz w:val="22"/>
         </w:rPr>
-        <w:t>Centered: y't = (1/k)·Σ xt+i , i=−k/2..k/2      Trailing: y't = (1/k)·Σ xt−i , i=0..k−1</w:t>
+        <w:tab/>
       </w:r>
       <w:r>
         <w:rPr>
@@ -3092,7 +3109,18 @@
           <w:color w:val="305496"/>
           <w:sz w:val="22"/>
         </w:rPr>
-        <w:t xml:space="preserve">   (2)</w:t>
+        <w:t>Centered: y't = (1/k)·Σ xt+i , i=−k/2..k/2      Trailing: y't = (1/k)·Σ xt−i , i=0..k−1</w:t>
+      </w:r>
+      <w:r>
+        <w:rPr>
+          <w:rFonts w:ascii="Arial" w:hAnsi="Arial" w:cs="Arial"/>
+          <w:b/>
+          <w:i/>
+          <w:color w:val="305496"/>
+          <w:sz w:val="22"/>
+        </w:rPr>
+        <w:tab/>
+        <w:t xml:space="preserve">(2)</w:t>
       </w:r>
     </w:p>
     <w:p>
@@ -4081,8 +4109,11 @@
     </w:p>
     <w:p>
       <w:pPr>
+        <w:tabs>
+          <w:tab w:val="center" w:pos="4393"/>
+          <w:tab w:val="right" w:pos="8787"/>
+        </w:tabs>
         <w:spacing w:before="40" w:after="120"/>
-        <w:jc w:val="center"/>
       </w:pPr>
       <w:r>
         <w:rPr>
@@ -4092,7 +4123,7 @@
           <w:color w:val="305496"/>
           <w:sz w:val="22"/>
         </w:rPr>
-        <w:t>EMAt = α·xt + (1−α)·EMAt−1 ,  α ∈ (0, 1]</w:t>
+        <w:tab/>
       </w:r>
       <w:r>
         <w:rPr>
@@ -4102,7 +4133,18 @@
           <w:color w:val="305496"/>
           <w:sz w:val="22"/>
         </w:rPr>
-        <w:t xml:space="preserve">   (3)</w:t>
+        <w:t>EMAt = α·xt + (1−α)·EMAt−1 ,  α ∈ (0, 1]</w:t>
+      </w:r>
+      <w:r>
+        <w:rPr>
+          <w:rFonts w:ascii="Arial" w:hAnsi="Arial" w:cs="Arial"/>
+          <w:b/>
+          <w:i/>
+          <w:color w:val="305496"/>
+          <w:sz w:val="22"/>
+        </w:rPr>
+        <w:tab/>
+        <w:t xml:space="preserve">(3)</w:t>
       </w:r>
     </w:p>
     <w:p>
@@ -5147,8 +5189,11 @@
     </w:p>
     <w:p>
       <w:pPr>
+        <w:tabs>
+          <w:tab w:val="center" w:pos="4393"/>
+          <w:tab w:val="right" w:pos="8787"/>
+        </w:tabs>
         <w:spacing w:before="40" w:after="120"/>
-        <w:jc w:val="center"/>
       </w:pPr>
       <w:r>
         <w:rPr>
@@ -5158,7 +5203,7 @@
           <w:color w:val="305496"/>
           <w:sz w:val="22"/>
         </w:rPr>
-        <w:t>Median: y't = median(x[t−k : t+k+1])</w:t>
+        <w:tab/>
       </w:r>
       <w:r>
         <w:rPr>
@@ -5168,7 +5213,18 @@
           <w:color w:val="305496"/>
           <w:sz w:val="22"/>
         </w:rPr>
-        <w:t xml:space="preserve">   (4)</w:t>
+        <w:t>Median: y't = median(x[t−k : t+k+1])</w:t>
+      </w:r>
+      <w:r>
+        <w:rPr>
+          <w:rFonts w:ascii="Arial" w:hAnsi="Arial" w:cs="Arial"/>
+          <w:b/>
+          <w:i/>
+          <w:color w:val="305496"/>
+          <w:sz w:val="22"/>
+        </w:rPr>
+        <w:tab/>
+        <w:t xml:space="preserve">(4)</w:t>
       </w:r>
     </w:p>
     <w:p>

--- a/Optimalisasi-dan-Automasi/Modul-Word/Modul-2-Filter-dan-Smoothing-Time-Series.docx
+++ b/Optimalisasi-dan-Automasi/Modul-Word/Modul-2-Filter-dan-Smoothing-Time-Series.docx
@@ -2579,45 +2579,65 @@
     <w:p>
       <w:pPr>
         <w:pBdr>
-          <w:top w:val="single" w:sz="8" w:space="6" w:color="2E9E6B"/>
-          <w:left w:val="single" w:sz="8" w:space="6" w:color="2E9E6B"/>
-          <w:bottom w:val="single" w:sz="8" w:space="6" w:color="2E9E6B"/>
-          <w:right w:val="single" w:sz="8" w:space="6" w:color="2E9E6B"/>
+          <w:top w:val="single" w:sz="6" w:space="10" w:color="BFE3D0"/>
+          <w:left w:val="single" w:sz="24" w:space="12" w:color="1F7A55"/>
+          <w:bottom w:val="single" w:sz="6" w:space="10" w:color="BFE3D0"/>
+          <w:right w:val="single" w:sz="6" w:space="10" w:color="BFE3D0"/>
         </w:pBdr>
-        <w:shd w:val="clear" w:fill="EAF7F0"/>
-        <w:spacing w:before="80" w:after="240"/>
-      </w:pPr>
-      <w:r>
-        <w:rPr>
-          <w:rFonts w:ascii="Arial" w:hAnsi="Arial" w:cs="Arial"/>
-          <w:b/>
-          <w:i w:val="0"/>
-          <w:color w:val="1F3864"/>
-          <w:sz w:val="21"/>
-        </w:rPr>
-        <w:t xml:space="preserve">🔗 Modul Interaktif: </w:t>
+        <w:shd w:val="clear" w:fill="F1FAF5"/>
+        <w:spacing w:before="140" w:after="60" w:line="264" w:lineRule="auto"/>
+        <w:ind w:left="170" w:right="170"/>
+        <w:jc w:val="left"/>
+      </w:pPr>
+      <w:r>
+        <w:rPr>
+          <w:rFonts w:ascii="Arial" w:hAnsi="Arial" w:cs="Arial"/>
+          <w:b/>
+          <w:i w:val="0"/>
+          <w:color w:val="1F7A55"/>
+          <w:sz w:val="17"/>
+          <w:spacing w:val="30"/>
+        </w:rPr>
+        <w:t xml:space="preserve">🔗 MODUL INTERAKTIF</w:t>
+      </w:r>
+      <w:r>
+        <w:br/>
       </w:r>
       <w:hyperlink r:id="rId19">
         <w:r>
           <w:rPr>
             <w:rFonts w:ascii="Arial" w:hAnsi="Arial" w:cs="Arial"/>
-            <w:sz w:val="22"/>
+            <w:b/>
             <w:color w:val="0563C1"/>
+            <w:sz w:val="20"/>
             <w:u w:val="single"/>
-            <w:b/>
           </w:rPr>
           <w:t xml:space="preserve">https://dedik-romahadi.github.io/Mechanical-Engineering-Courses/Optimalisasi-dan-Automasi/Modul/Modul-2.html</w:t>
         </w:r>
       </w:hyperlink>
-      <w:r>
-        <w:rPr>
-          <w:rFonts w:ascii="Arial" w:hAnsi="Arial" w:cs="Arial"/>
-          <w:b w:val="0"/>
-          <w:i w:val="0"/>
-          <w:color w:val="333333"/>
-          <w:sz w:val="20"/>
-        </w:rPr>
-        <w:t>. Pada layar masuk, pilih tombol “👁️ Mode Preview (Tanpa Login)” untuk melihat modul lengkap (animasi, kalkulator interaktif, editor kode Python langsung di browser) tanpa perlu akun. Soal pada Mode Preview bersifat tampilan saja; jawaban benar/salah dan poin tidak aktif.</w:t>
+    </w:p>
+    <w:p>
+      <w:pPr>
+        <w:pBdr>
+          <w:top w:val="single" w:sz="6" w:space="10" w:color="BFE3D0"/>
+          <w:left w:val="single" w:sz="24" w:space="12" w:color="1F7A55"/>
+          <w:bottom w:val="single" w:sz="6" w:space="10" w:color="BFE3D0"/>
+          <w:right w:val="single" w:sz="6" w:space="10" w:color="BFE3D0"/>
+        </w:pBdr>
+        <w:shd w:val="clear" w:fill="F1FAF5"/>
+        <w:spacing w:before="0" w:after="140" w:line="264" w:lineRule="auto"/>
+        <w:ind w:left="170" w:right="170"/>
+        <w:jc w:val="left"/>
+      </w:pPr>
+      <w:r>
+        <w:rPr>
+          <w:rFonts w:ascii="Arial" w:hAnsi="Arial" w:cs="Arial"/>
+          <w:b w:val="0"/>
+          <w:i w:val="0"/>
+          <w:color w:val="44525F"/>
+          <w:sz w:val="19"/>
+        </w:rPr>
+        <w:t xml:space="preserve">Pada layar masuk, pilih tombol “👁️ Mode Preview (Tanpa Login)” untuk melihat modul lengkap (animasi, kalkulator interaktif, editor kode Python langsung di browser) tanpa perlu akun. Soal pada Mode Preview bersifat tampilan saja; jawaban benar/salah dan poin tidak aktif.</w:t>
       </w:r>
     </w:p>
     <w:p>
